--- a/06-学生侧材料/讲义/2026-06-23-有机波谱分析.docx
+++ b/06-学生侧材料/讲义/2026-06-23-有机波谱分析.docx
@@ -2,7 +2,7 @@
 <file path=word/document.xml><?xml version="1.0" encoding="utf-8"?>
 <w:document xmlns:w="http://schemas.openxmlformats.org/wordprocessingml/2006/main" xmlns:m="http://schemas.openxmlformats.org/officeDocument/2006/math" xmlns:r="http://schemas.openxmlformats.org/officeDocument/2006/relationships" xmlns:o="urn:schemas-microsoft-com:office:office" xmlns:v="urn:schemas-microsoft-com:vml" xmlns:w10="urn:schemas-microsoft-com:office:word" xmlns:a="http://schemas.openxmlformats.org/drawingml/2006/main" xmlns:pic="http://schemas.openxmlformats.org/drawingml/2006/picture" xmlns:wp="http://schemas.openxmlformats.org/drawingml/2006/wordprocessingDrawing">
   <w:body>
-    <w:bookmarkStart w:id="56" w:name="有机波谱分析"/>
+    <w:bookmarkStart w:id="62" w:name="有机波谱分析"/>
     <w:p>
       <w:pPr>
         <w:pStyle w:val="Heading1"/>
@@ -386,7 +386,7 @@
       </w:r>
     </w:p>
     <w:bookmarkEnd w:id="9"/>
-    <w:bookmarkStart w:id="13" w:name="一波谱分析总览"/>
+    <w:bookmarkStart w:id="16" w:name="一波谱分析总览"/>
     <w:p>
       <w:pPr>
         <w:pStyle w:val="Heading2"/>
@@ -435,7 +435,7 @@
           <w:p>
             <w:pPr>
               <w:pStyle w:val="Compact"/>
-              <w:jc w:val="left"/>
+              <w:jc w:val="center"/>
             </w:pPr>
             <w:r>
               <w:rPr>
@@ -451,7 +451,7 @@
           <w:p>
             <w:pPr>
               <w:pStyle w:val="Compact"/>
-              <w:jc w:val="left"/>
+              <w:jc w:val="center"/>
             </w:pPr>
             <w:r>
               <w:rPr>
@@ -467,7 +467,7 @@
           <w:p>
             <w:pPr>
               <w:pStyle w:val="Compact"/>
-              <w:jc w:val="right"/>
+              <w:jc w:val="center"/>
             </w:pPr>
             <w:r>
               <w:rPr>
@@ -501,7 +501,7 @@
           <w:p>
             <w:pPr>
               <w:pStyle w:val="Compact"/>
-              <w:jc w:val="left"/>
+              <w:jc w:val="center"/>
             </w:pPr>
             <w:r>
               <w:rPr>
@@ -524,7 +524,7 @@
           <w:p>
             <w:pPr>
               <w:pStyle w:val="Compact"/>
-              <w:jc w:val="left"/>
+              <w:jc w:val="center"/>
             </w:pPr>
             <w:r>
               <w:rPr>
@@ -551,7 +551,7 @@
           <w:p>
             <w:pPr>
               <w:pStyle w:val="Compact"/>
-              <w:jc w:val="right"/>
+              <w:jc w:val="center"/>
             </w:pPr>
             <w:r>
               <w:rPr>
@@ -589,7 +589,7 @@
           <w:p>
             <w:pPr>
               <w:pStyle w:val="Compact"/>
-              <w:jc w:val="left"/>
+              <w:jc w:val="center"/>
             </w:pPr>
             <w:r>
               <w:rPr>
@@ -612,7 +612,7 @@
           <w:p>
             <w:pPr>
               <w:pStyle w:val="Compact"/>
-              <w:jc w:val="left"/>
+              <w:jc w:val="center"/>
             </w:pPr>
             <w:r>
               <w:rPr>
@@ -639,7 +639,7 @@
           <w:p>
             <w:pPr>
               <w:pStyle w:val="Compact"/>
-              <w:jc w:val="right"/>
+              <w:jc w:val="center"/>
             </w:pPr>
             <w:r>
               <w:rPr>
@@ -677,7 +677,7 @@
           <w:p>
             <w:pPr>
               <w:pStyle w:val="Compact"/>
-              <w:jc w:val="left"/>
+              <w:jc w:val="center"/>
             </w:pPr>
             <w:r>
               <w:rPr>
@@ -700,7 +700,7 @@
           <w:p>
             <w:pPr>
               <w:pStyle w:val="Compact"/>
-              <w:jc w:val="left"/>
+              <w:jc w:val="center"/>
             </w:pPr>
             <w:r>
               <w:rPr>
@@ -727,7 +727,7 @@
           <w:p>
             <w:pPr>
               <w:pStyle w:val="Compact"/>
-              <w:jc w:val="right"/>
+              <w:jc w:val="center"/>
             </w:pPr>
             <w:r>
               <w:rPr>
@@ -765,7 +765,7 @@
           <w:p>
             <w:pPr>
               <w:pStyle w:val="Compact"/>
-              <w:jc w:val="left"/>
+              <w:jc w:val="center"/>
             </w:pPr>
             <w:r>
               <w:rPr>
@@ -788,7 +788,7 @@
           <w:p>
             <w:pPr>
               <w:pStyle w:val="Compact"/>
-              <w:jc w:val="left"/>
+              <w:jc w:val="center"/>
             </w:pPr>
             <w:r>
               <w:rPr>
@@ -809,7 +809,7 @@
           <w:p>
             <w:pPr>
               <w:pStyle w:val="Compact"/>
-              <w:jc w:val="right"/>
+              <w:jc w:val="center"/>
             </w:pPr>
             <w:r>
               <w:rPr>
@@ -843,7 +843,7 @@
       </w:tr>
     </w:tbl>
     <w:bookmarkEnd w:id="10"/>
-    <w:bookmarkStart w:id="11" w:name="竞赛联合解析的标准流程"/>
+    <w:bookmarkStart w:id="14" w:name="竞赛联合解析的标准流程"/>
     <w:p>
       <w:pPr>
         <w:pStyle w:val="Heading3"/>
@@ -856,6 +856,305 @@
           <w:rFonts w:hint="eastAsia" w:eastAsia="SimHei" w:ascii="Times New Roman" w:hAnsi="Times New Roman"/>
         </w:rPr>
         <w:t xml:space="preserve">竞赛联合解析的标准流程</w:t>
+      </w:r>
+    </w:p>
+    <w:p>
+      <w:pPr>
+        <w:pStyle w:val="FirstParagraph"/>
+        <w:jc w:val="center"/>
+      </w:pPr>
+      <w:r>
+        <w:rPr>
+          <w:b w:val="0"/>
+          <w:i w:val="0"/>
+          <w:sz w:val="21"/>
+        </w:rPr>
+        <w:drawing>
+          <wp:inline>
+            <wp:extent cx="5334000" cy="3563112"/>
+            <wp:effectExtent b="0" l="0" r="0" t="0"/>
+            <wp:docPr descr="乙醇的 ¹H NMR 谱图——化学位移、积分与裂分示例" title="" id="12" name="Picture"/>
+            <a:graphic>
+              <a:graphicData uri="http://schemas.openxmlformats.org/drawingml/2006/picture">
+                <pic:pic>
+                  <pic:nvPicPr>
+                    <pic:cNvPr descr="media/ethanol-nmr.png" id="13" name="Picture"/>
+                    <pic:cNvPicPr>
+                      <a:picLocks noChangeArrowheads="1" noChangeAspect="1"/>
+                    </pic:cNvPicPr>
+                  </pic:nvPicPr>
+                  <pic:blipFill>
+                    <a:blip r:embed="rId11"/>
+                    <a:stretch>
+                      <a:fillRect/>
+                    </a:stretch>
+                  </pic:blipFill>
+                  <pic:spPr bwMode="auto">
+                    <a:xfrm>
+                      <a:off x="0" y="0"/>
+                      <a:ext cx="5334000" cy="3563112"/>
+                    </a:xfrm>
+                    <a:prstGeom prst="rect">
+                      <a:avLst/>
+                    </a:prstGeom>
+                    <a:noFill/>
+                    <a:ln w="9525">
+                      <a:noFill/>
+                      <a:headEnd/>
+                      <a:tailEnd/>
+                    </a:ln>
+                  </pic:spPr>
+                </pic:pic>
+              </a:graphicData>
+            </a:graphic>
+          </wp:inline>
+        </w:drawing>
+      </w:r>
+      <w:r>
+        <w:rPr>
+          <w:b w:val="0"/>
+          <w:i w:val="0"/>
+          <w:sz w:val="21"/>
+        </w:rPr>
+        <w:t xml:space="preserve"> </w:t>
+      </w:r>
+      <w:r>
+        <w:rPr>
+          <w:rFonts w:hint="eastAsia" w:eastAsia="FangSong" w:ascii="Times New Roman" w:hAnsi="Times New Roman"/>
+          <w:b w:val="0"/>
+          <w:i w:val="0"/>
+          <w:iCs/>
+          <w:sz w:val="21"/>
+        </w:rPr>
+        <w:t xml:space="preserve">图</w:t>
+      </w:r>
+      <w:r>
+        <w:rPr>
+          <w:b w:val="0"/>
+          <w:i w:val="0"/>
+          <w:iCs/>
+          <w:sz w:val="21"/>
+        </w:rPr>
+        <w:t xml:space="preserve"> </w:t>
+      </w:r>
+      <w:r>
+        <w:rPr>
+          <w:rFonts w:hint="eastAsia" w:eastAsia="FangSong" w:ascii="Times New Roman" w:hAnsi="Times New Roman"/>
+          <w:b w:val="0"/>
+          <w:i w:val="0"/>
+          <w:iCs/>
+          <w:sz w:val="21"/>
+        </w:rPr>
+        <w:t xml:space="preserve">乙醇的</w:t>
+      </w:r>
+      <w:r>
+        <w:rPr>
+          <w:b w:val="0"/>
+          <w:i w:val="0"/>
+          <w:iCs/>
+          <w:sz w:val="21"/>
+        </w:rPr>
+        <w:t xml:space="preserve"> ¹H NMR </w:t>
+      </w:r>
+      <w:r>
+        <w:rPr>
+          <w:rFonts w:hint="eastAsia" w:eastAsia="FangSong" w:ascii="Times New Roman" w:hAnsi="Times New Roman"/>
+          <w:b w:val="0"/>
+          <w:i w:val="0"/>
+          <w:iCs/>
+          <w:sz w:val="21"/>
+        </w:rPr>
+        <w:t xml:space="preserve">谱图。CH₃</w:t>
+      </w:r>
+      <w:r>
+        <w:rPr>
+          <w:b w:val="0"/>
+          <w:i w:val="0"/>
+          <w:iCs/>
+          <w:sz w:val="21"/>
+        </w:rPr>
+        <w:t xml:space="preserve"> </w:t>
+      </w:r>
+      <w:r>
+        <w:rPr>
+          <w:rFonts w:hint="eastAsia" w:eastAsia="FangSong" w:ascii="Times New Roman" w:hAnsi="Times New Roman"/>
+          <w:b w:val="0"/>
+          <w:i w:val="0"/>
+          <w:iCs/>
+          <w:sz w:val="21"/>
+        </w:rPr>
+        <w:t xml:space="preserve">在</w:t>
+      </w:r>
+      <w:r>
+        <w:rPr>
+          <w:b w:val="0"/>
+          <w:i w:val="0"/>
+          <w:iCs/>
+          <w:sz w:val="21"/>
+        </w:rPr>
+        <w:t xml:space="preserve"> δ 1.2 </w:t>
+      </w:r>
+      <w:r>
+        <w:rPr>
+          <w:rFonts w:hint="eastAsia" w:eastAsia="FangSong" w:ascii="Times New Roman" w:hAnsi="Times New Roman"/>
+          <w:b w:val="0"/>
+          <w:i w:val="0"/>
+          <w:iCs/>
+          <w:sz w:val="21"/>
+        </w:rPr>
+        <w:t xml:space="preserve">处为三重峰（被邻位</w:t>
+      </w:r>
+      <w:r>
+        <w:rPr>
+          <w:b w:val="0"/>
+          <w:i w:val="0"/>
+          <w:iCs/>
+          <w:sz w:val="21"/>
+        </w:rPr>
+        <w:t xml:space="preserve"> CH₂ </w:t>
+      </w:r>
+      <w:r>
+        <w:rPr>
+          <w:rFonts w:hint="eastAsia" w:eastAsia="FangSong" w:ascii="Times New Roman" w:hAnsi="Times New Roman"/>
+          <w:b w:val="0"/>
+          <w:i w:val="0"/>
+          <w:iCs/>
+          <w:sz w:val="21"/>
+        </w:rPr>
+        <w:t xml:space="preserve">裂分），CH₂</w:t>
+      </w:r>
+      <w:r>
+        <w:rPr>
+          <w:b w:val="0"/>
+          <w:i w:val="0"/>
+          <w:iCs/>
+          <w:sz w:val="21"/>
+        </w:rPr>
+        <w:t xml:space="preserve"> </w:t>
+      </w:r>
+      <w:r>
+        <w:rPr>
+          <w:rFonts w:hint="eastAsia" w:eastAsia="FangSong" w:ascii="Times New Roman" w:hAnsi="Times New Roman"/>
+          <w:b w:val="0"/>
+          <w:i w:val="0"/>
+          <w:iCs/>
+          <w:sz w:val="21"/>
+        </w:rPr>
+        <w:t xml:space="preserve">在</w:t>
+      </w:r>
+      <w:r>
+        <w:rPr>
+          <w:b w:val="0"/>
+          <w:i w:val="0"/>
+          <w:iCs/>
+          <w:sz w:val="21"/>
+        </w:rPr>
+        <w:t xml:space="preserve"> δ 3.7 </w:t>
+      </w:r>
+      <w:r>
+        <w:rPr>
+          <w:rFonts w:hint="eastAsia" w:eastAsia="FangSong" w:ascii="Times New Roman" w:hAnsi="Times New Roman"/>
+          <w:b w:val="0"/>
+          <w:i w:val="0"/>
+          <w:iCs/>
+          <w:sz w:val="21"/>
+        </w:rPr>
+        <w:t xml:space="preserve">处为四重峰（被邻位</w:t>
+      </w:r>
+      <w:r>
+        <w:rPr>
+          <w:b w:val="0"/>
+          <w:i w:val="0"/>
+          <w:iCs/>
+          <w:sz w:val="21"/>
+        </w:rPr>
+        <w:t xml:space="preserve"> CH₃ </w:t>
+      </w:r>
+      <w:r>
+        <w:rPr>
+          <w:rFonts w:hint="eastAsia" w:eastAsia="FangSong" w:ascii="Times New Roman" w:hAnsi="Times New Roman"/>
+          <w:b w:val="0"/>
+          <w:i w:val="0"/>
+          <w:iCs/>
+          <w:sz w:val="21"/>
+        </w:rPr>
+        <w:t xml:space="preserve">裂分），OH</w:t>
+      </w:r>
+      <w:r>
+        <w:rPr>
+          <w:b w:val="0"/>
+          <w:i w:val="0"/>
+          <w:iCs/>
+          <w:sz w:val="21"/>
+        </w:rPr>
+        <w:t xml:space="preserve"> </w:t>
+      </w:r>
+      <w:r>
+        <w:rPr>
+          <w:rFonts w:hint="eastAsia" w:eastAsia="FangSong" w:ascii="Times New Roman" w:hAnsi="Times New Roman"/>
+          <w:b w:val="0"/>
+          <w:i w:val="0"/>
+          <w:iCs/>
+          <w:sz w:val="21"/>
+        </w:rPr>
+        <w:t xml:space="preserve">在</w:t>
+      </w:r>
+      <w:r>
+        <w:rPr>
+          <w:b w:val="0"/>
+          <w:i w:val="0"/>
+          <w:iCs/>
+          <w:sz w:val="21"/>
+        </w:rPr>
+        <w:t xml:space="preserve"> δ 2.5-5.0 </w:t>
+      </w:r>
+      <w:r>
+        <w:rPr>
+          <w:rFonts w:hint="eastAsia" w:eastAsia="FangSong" w:ascii="Times New Roman" w:hAnsi="Times New Roman"/>
+          <w:b w:val="0"/>
+          <w:i w:val="0"/>
+          <w:iCs/>
+          <w:sz w:val="21"/>
+        </w:rPr>
+        <w:t xml:space="preserve">处为宽峰（可交换质子）。积分面积比</w:t>
+      </w:r>
+      <w:r>
+        <w:rPr>
+          <w:b w:val="0"/>
+          <w:i w:val="0"/>
+          <w:iCs/>
+          <w:sz w:val="21"/>
+        </w:rPr>
+        <w:t xml:space="preserve"> </w:t>
+      </w:r>
+      <w:r>
+        <w:rPr>
+          <w:rFonts w:hint="eastAsia" w:eastAsia="FangSong" w:ascii="Times New Roman" w:hAnsi="Times New Roman"/>
+          <w:b w:val="0"/>
+          <w:i w:val="0"/>
+          <w:iCs/>
+          <w:sz w:val="21"/>
+        </w:rPr>
+        <w:t xml:space="preserve">3:2:1（Wikimedia</w:t>
+      </w:r>
+      <w:r>
+        <w:rPr>
+          <w:b w:val="0"/>
+          <w:i w:val="0"/>
+          <w:iCs/>
+          <w:sz w:val="21"/>
+        </w:rPr>
+        <w:t xml:space="preserve"> </w:t>
+      </w:r>
+      <w:r>
+        <w:rPr>
+          <w:rFonts w:hint="eastAsia" w:eastAsia="FangSong" w:ascii="Times New Roman" w:hAnsi="Times New Roman"/>
+          <w:b w:val="0"/>
+          <w:i w:val="0"/>
+          <w:iCs/>
+          <w:sz w:val="21"/>
+        </w:rPr>
+        <w:t xml:space="preserve">Commons）</w:t>
       </w:r>
     </w:p>
     <w:p>
@@ -1156,8 +1455,8 @@
         <w:t xml:space="preserve">一致。不能只靠一张谱”看着像”就下结论。</w:t>
       </w:r>
     </w:p>
-    <w:bookmarkEnd w:id="11"/>
-    <w:bookmarkStart w:id="12" w:name="不饱和度的计算"/>
+    <w:bookmarkEnd w:id="14"/>
+    <w:bookmarkStart w:id="15" w:name="不饱和度的计算"/>
     <w:p>
       <w:pPr>
         <w:pStyle w:val="Heading3"/>
@@ -1179,6 +1478,12 @@
       <m:oMathPara>
         <m:oMathParaPr>
           <m:jc m:val="center"/>
+          <m:ctrlPr>
+            <w:rPr>
+              <w:sz w:val="28"/>
+              <w:szCs w:val="28"/>
+            </w:rPr>
+          </m:ctrlPr>
         </m:oMathParaPr>
         <m:oMath>
           <m:r>
@@ -1329,7 +1634,7 @@
           <w:p>
             <w:pPr>
               <w:pStyle w:val="Compact"/>
-              <w:jc w:val="left"/>
+              <w:jc w:val="center"/>
             </w:pPr>
             <w:r>
               <w:rPr>
@@ -1362,7 +1667,7 @@
           <w:p>
             <w:pPr>
               <w:pStyle w:val="Compact"/>
-              <w:jc w:val="left"/>
+              <w:jc w:val="center"/>
             </w:pPr>
             <w:r>
               <w:rPr>
@@ -1394,7 +1699,7 @@
           <w:p>
             <w:pPr>
               <w:pStyle w:val="Compact"/>
-              <w:jc w:val="left"/>
+              <w:jc w:val="center"/>
             </w:pPr>
             <w:r>
               <w:rPr>
@@ -1450,7 +1755,7 @@
           <w:p>
             <w:pPr>
               <w:pStyle w:val="Compact"/>
-              <w:jc w:val="left"/>
+              <w:jc w:val="center"/>
             </w:pPr>
             <w:r>
               <w:rPr>
@@ -1530,7 +1835,7 @@
           <w:p>
             <w:pPr>
               <w:pStyle w:val="Compact"/>
-              <w:jc w:val="left"/>
+              <w:jc w:val="center"/>
             </w:pPr>
             <w:r>
               <w:rPr>
@@ -1573,9 +1878,9 @@
         </w:pict>
       </w:r>
     </w:p>
-    <w:bookmarkEnd w:id="12"/>
-    <w:bookmarkEnd w:id="13"/>
-    <w:bookmarkStart w:id="20" w:name="二质谱ms"/>
+    <w:bookmarkEnd w:id="15"/>
+    <w:bookmarkEnd w:id="16"/>
+    <w:bookmarkStart w:id="23" w:name="二质谱ms"/>
     <w:p>
       <w:pPr>
         <w:pStyle w:val="Heading2"/>
@@ -1587,7 +1892,7 @@
         <w:t xml:space="preserve">二、质谱（MS）</w:t>
       </w:r>
     </w:p>
-    <w:bookmarkStart w:id="14" w:name="核心信息"/>
+    <w:bookmarkStart w:id="17" w:name="核心信息"/>
     <w:p>
       <w:pPr>
         <w:pStyle w:val="Heading3"/>
@@ -1622,7 +1927,7 @@
           <w:p>
             <w:pPr>
               <w:pStyle w:val="Compact"/>
-              <w:jc w:val="left"/>
+              <w:jc w:val="center"/>
             </w:pPr>
             <w:r>
               <w:rPr>
@@ -1638,7 +1943,7 @@
           <w:p>
             <w:pPr>
               <w:pStyle w:val="Compact"/>
-              <w:jc w:val="right"/>
+              <w:jc w:val="center"/>
             </w:pPr>
             <w:r>
               <w:rPr>
@@ -1654,7 +1959,7 @@
           <w:p>
             <w:pPr>
               <w:pStyle w:val="Compact"/>
-              <w:jc w:val="left"/>
+              <w:jc w:val="center"/>
             </w:pPr>
             <w:r>
               <w:rPr>
@@ -1672,7 +1977,7 @@
           <w:p>
             <w:pPr>
               <w:pStyle w:val="Compact"/>
-              <w:jc w:val="left"/>
+              <w:jc w:val="center"/>
             </w:pPr>
             <w:r>
               <w:rPr>
@@ -1701,7 +2006,7 @@
           <w:p>
             <w:pPr>
               <w:pStyle w:val="Compact"/>
-              <w:jc w:val="right"/>
+              <w:jc w:val="center"/>
             </w:pPr>
             <w:r>
               <w:rPr>
@@ -1728,7 +2033,7 @@
           <w:p>
             <w:pPr>
               <w:pStyle w:val="Compact"/>
-              <w:jc w:val="left"/>
+              <w:jc w:val="center"/>
             </w:pPr>
             <w:r>
               <w:rPr>
@@ -1745,7 +2050,7 @@
           <w:p>
             <w:pPr>
               <w:pStyle w:val="Compact"/>
-              <w:jc w:val="left"/>
+              <w:jc w:val="center"/>
             </w:pPr>
             <w:r>
               <w:rPr>
@@ -1774,7 +2079,7 @@
           <w:p>
             <w:pPr>
               <w:pStyle w:val="Compact"/>
-              <w:jc w:val="right"/>
+              <w:jc w:val="center"/>
             </w:pPr>
             <w:r>
               <w:rPr>
@@ -1789,7 +2094,7 @@
           <w:p>
             <w:pPr>
               <w:pStyle w:val="Compact"/>
-              <w:jc w:val="left"/>
+              <w:jc w:val="center"/>
             </w:pPr>
             <w:r>
               <w:rPr>
@@ -1818,7 +2123,7 @@
           <w:p>
             <w:pPr>
               <w:pStyle w:val="Compact"/>
-              <w:jc w:val="left"/>
+              <w:jc w:val="center"/>
             </w:pPr>
             <w:r>
               <w:rPr>
@@ -1843,7 +2148,7 @@
           <w:p>
             <w:pPr>
               <w:pStyle w:val="Compact"/>
-              <w:jc w:val="right"/>
+              <w:jc w:val="center"/>
             </w:pPr>
             <w:r>
               <w:rPr>
@@ -1864,7 +2169,7 @@
           <w:p>
             <w:pPr>
               <w:pStyle w:val="Compact"/>
-              <w:jc w:val="left"/>
+              <w:jc w:val="center"/>
             </w:pPr>
             <w:r>
               <w:rPr>
@@ -1881,7 +2186,7 @@
           <w:p>
             <w:pPr>
               <w:pStyle w:val="Compact"/>
-              <w:jc w:val="left"/>
+              <w:jc w:val="center"/>
             </w:pPr>
             <w:r>
               <w:rPr>
@@ -1906,7 +2211,7 @@
           <w:p>
             <w:pPr>
               <w:pStyle w:val="Compact"/>
-              <w:jc w:val="right"/>
+              <w:jc w:val="center"/>
             </w:pPr>
             <w:r>
               <w:rPr>
@@ -1933,7 +2238,7 @@
           <w:p>
             <w:pPr>
               <w:pStyle w:val="Compact"/>
-              <w:jc w:val="left"/>
+              <w:jc w:val="center"/>
             </w:pPr>
             <w:r>
               <w:rPr>
@@ -1950,7 +2255,7 @@
           <w:p>
             <w:pPr>
               <w:pStyle w:val="Compact"/>
-              <w:jc w:val="left"/>
+              <w:jc w:val="center"/>
             </w:pPr>
             <w:r>
               <w:rPr>
@@ -1967,7 +2272,7 @@
           <w:p>
             <w:pPr>
               <w:pStyle w:val="Compact"/>
-              <w:jc w:val="right"/>
+              <w:jc w:val="center"/>
             </w:pPr>
             <w:r>
               <w:rPr>
@@ -1994,7 +2299,7 @@
           <w:p>
             <w:pPr>
               <w:pStyle w:val="Compact"/>
-              <w:jc w:val="left"/>
+              <w:jc w:val="center"/>
             </w:pPr>
             <w:r>
               <w:rPr>
@@ -2006,8 +2311,8 @@
         </w:tc>
       </w:tr>
     </w:tbl>
-    <w:bookmarkEnd w:id="14"/>
-    <w:bookmarkStart w:id="15" w:name="卤素同位素指纹"/>
+    <w:bookmarkEnd w:id="17"/>
+    <w:bookmarkStart w:id="18" w:name="卤素同位素指纹"/>
     <w:p>
       <w:pPr>
         <w:pStyle w:val="Heading3"/>
@@ -2044,7 +2349,7 @@
           <w:p>
             <w:pPr>
               <w:pStyle w:val="Compact"/>
-              <w:jc w:val="left"/>
+              <w:jc w:val="center"/>
             </w:pPr>
             <w:r>
               <w:rPr>
@@ -2060,7 +2365,7 @@
           <w:p>
             <w:pPr>
               <w:pStyle w:val="Compact"/>
-              <w:jc w:val="left"/>
+              <w:jc w:val="center"/>
             </w:pPr>
             <w:r>
               <w:rPr>
@@ -2076,7 +2381,7 @@
           <w:p>
             <w:pPr>
               <w:pStyle w:val="Compact"/>
-              <w:jc w:val="right"/>
+              <w:jc w:val="center"/>
             </w:pPr>
             <w:r>
               <w:rPr>
@@ -2117,7 +2422,7 @@
           <w:p>
             <w:pPr>
               <w:pStyle w:val="Compact"/>
-              <w:jc w:val="left"/>
+              <w:jc w:val="center"/>
             </w:pPr>
             <w:r>
               <w:rPr>
@@ -2134,7 +2439,7 @@
           <w:p>
             <w:pPr>
               <w:pStyle w:val="Compact"/>
-              <w:jc w:val="left"/>
+              <w:jc w:val="center"/>
             </w:pPr>
             <w:r>
               <w:rPr>
@@ -2149,7 +2454,7 @@
           <w:p>
             <w:pPr>
               <w:pStyle w:val="Compact"/>
-              <w:jc w:val="right"/>
+              <w:jc w:val="center"/>
             </w:pPr>
             <w:r>
               <w:rPr>
@@ -2213,7 +2518,7 @@
           <w:p>
             <w:pPr>
               <w:pStyle w:val="Compact"/>
-              <w:jc w:val="left"/>
+              <w:jc w:val="center"/>
             </w:pPr>
             <w:r>
               <w:rPr>
@@ -2230,7 +2535,7 @@
           <w:p>
             <w:pPr>
               <w:pStyle w:val="Compact"/>
-              <w:jc w:val="left"/>
+              <w:jc w:val="center"/>
             </w:pPr>
             <w:r>
               <w:rPr>
@@ -2245,7 +2550,7 @@
           <w:p>
             <w:pPr>
               <w:pStyle w:val="Compact"/>
-              <w:jc w:val="right"/>
+              <w:jc w:val="center"/>
             </w:pPr>
             <w:r>
               <w:rPr>
@@ -2356,6 +2661,14 @@
         <w:t xml:space="preserve">Cl：</w:t>
       </w:r>
       <m:oMath>
+        <m:oMathPr>
+          <m:ctrlPr>
+            <w:rPr>
+              <w:sz w:val="28"/>
+              <w:szCs w:val="28"/>
+            </w:rPr>
+          </m:ctrlPr>
+        </m:oMathPr>
         <m:r>
           <m:rPr>
             <m:sty m:val="p"/>
@@ -2442,6 +2755,14 @@
         <w:t xml:space="preserve">Br：</w:t>
       </w:r>
       <m:oMath>
+        <m:oMathPr>
+          <m:ctrlPr>
+            <w:rPr>
+              <w:sz w:val="28"/>
+              <w:szCs w:val="28"/>
+            </w:rPr>
+          </m:ctrlPr>
+        </m:oMathPr>
         <m:r>
           <m:rPr>
             <m:sty m:val="p"/>
@@ -2574,8 +2895,8 @@
         <w:t xml:space="preserve">C₁₄H₁₀Cl₂NO₂（双氯芬酸）</w:t>
       </w:r>
     </w:p>
-    <w:bookmarkEnd w:id="15"/>
-    <w:bookmarkStart w:id="16" w:name="m1-峰估碳数"/>
+    <w:bookmarkEnd w:id="18"/>
+    <w:bookmarkStart w:id="19" w:name="m1-峰估碳数"/>
     <w:p>
       <w:pPr>
         <w:pStyle w:val="Heading3"/>
@@ -2597,6 +2918,12 @@
       <m:oMathPara>
         <m:oMathParaPr>
           <m:jc m:val="center"/>
+          <m:ctrlPr>
+            <w:rPr>
+              <w:sz w:val="28"/>
+              <w:szCs w:val="28"/>
+            </w:rPr>
+          </m:ctrlPr>
         </m:oMathParaPr>
         <m:oMath>
           <m:f>
@@ -2779,8 +3106,8 @@
         <w:t xml:space="preserve">时吻合）。</w:t>
       </w:r>
     </w:p>
-    <w:bookmarkEnd w:id="16"/>
-    <w:bookmarkStart w:id="17" w:name="氮规则"/>
+    <w:bookmarkEnd w:id="19"/>
+    <w:bookmarkStart w:id="20" w:name="氮规则"/>
     <w:p>
       <w:pPr>
         <w:pStyle w:val="Heading3"/>
@@ -2886,8 +3213,8 @@
         <w:t xml:space="preserve"> N</w:t>
       </w:r>
     </w:p>
-    <w:bookmarkEnd w:id="17"/>
-    <w:bookmarkStart w:id="18" w:name="高分辨质谱hrms"/>
+    <w:bookmarkEnd w:id="20"/>
+    <w:bookmarkStart w:id="21" w:name="高分辨质谱hrms"/>
     <w:p>
       <w:pPr>
         <w:pStyle w:val="Heading3"/>
@@ -2945,7 +3272,7 @@
           <w:p>
             <w:pPr>
               <w:pStyle w:val="Compact"/>
-              <w:jc w:val="left"/>
+              <w:jc w:val="center"/>
             </w:pPr>
             <w:r>
               <w:rPr>
@@ -2961,7 +3288,7 @@
           <w:p>
             <w:pPr>
               <w:pStyle w:val="Compact"/>
-              <w:jc w:val="right"/>
+              <w:jc w:val="center"/>
             </w:pPr>
             <w:r>
               <w:rPr>
@@ -2984,7 +3311,7 @@
           <w:p>
             <w:pPr>
               <w:pStyle w:val="Compact"/>
-              <w:jc w:val="right"/>
+              <w:jc w:val="center"/>
             </w:pPr>
             <w:r>
               <w:rPr>
@@ -3002,7 +3329,7 @@
           <w:p>
             <w:pPr>
               <w:pStyle w:val="Compact"/>
-              <w:jc w:val="left"/>
+              <w:jc w:val="center"/>
             </w:pPr>
             <w:r>
               <w:rPr>
@@ -3017,7 +3344,7 @@
           <w:p>
             <w:pPr>
               <w:pStyle w:val="Compact"/>
-              <w:jc w:val="right"/>
+              <w:jc w:val="center"/>
             </w:pPr>
             <w:r>
               <w:rPr>
@@ -3032,7 +3359,7 @@
           <w:p>
             <w:pPr>
               <w:pStyle w:val="Compact"/>
-              <w:jc w:val="right"/>
+              <w:jc w:val="center"/>
             </w:pPr>
             <w:r>
               <w:rPr>
@@ -3049,7 +3376,7 @@
           <w:p>
             <w:pPr>
               <w:pStyle w:val="Compact"/>
-              <w:jc w:val="left"/>
+              <w:jc w:val="center"/>
             </w:pPr>
             <w:r>
               <w:rPr>
@@ -3064,7 +3391,7 @@
           <w:p>
             <w:pPr>
               <w:pStyle w:val="Compact"/>
-              <w:jc w:val="right"/>
+              <w:jc w:val="center"/>
             </w:pPr>
             <w:r>
               <w:rPr>
@@ -3079,7 +3406,7 @@
           <w:p>
             <w:pPr>
               <w:pStyle w:val="Compact"/>
-              <w:jc w:val="right"/>
+              <w:jc w:val="center"/>
             </w:pPr>
             <w:r>
               <w:rPr>
@@ -3091,8 +3418,8 @@
         </w:tc>
       </w:tr>
     </w:tbl>
-    <w:bookmarkEnd w:id="18"/>
-    <w:bookmarkStart w:id="19" w:name="竞赛常见碎片"/>
+    <w:bookmarkEnd w:id="21"/>
+    <w:bookmarkStart w:id="22" w:name="竞赛常见碎片"/>
     <w:p>
       <w:pPr>
         <w:pStyle w:val="Heading3"/>
@@ -3166,7 +3493,7 @@
           <w:p>
             <w:pPr>
               <w:pStyle w:val="Compact"/>
-              <w:jc w:val="left"/>
+              <w:jc w:val="center"/>
             </w:pPr>
             <w:r>
               <w:rPr>
@@ -3214,7 +3541,7 @@
           <w:p>
             <w:pPr>
               <w:pStyle w:val="Compact"/>
-              <w:jc w:val="left"/>
+              <w:jc w:val="center"/>
             </w:pPr>
             <w:r>
               <w:rPr>
@@ -3261,7 +3588,7 @@
           <w:p>
             <w:pPr>
               <w:pStyle w:val="Compact"/>
-              <w:jc w:val="left"/>
+              <w:jc w:val="center"/>
             </w:pPr>
             <w:r>
               <w:rPr>
@@ -3308,7 +3635,7 @@
           <w:p>
             <w:pPr>
               <w:pStyle w:val="Compact"/>
-              <w:jc w:val="left"/>
+              <w:jc w:val="center"/>
             </w:pPr>
             <w:r>
               <w:rPr>
@@ -3355,7 +3682,7 @@
           <w:p>
             <w:pPr>
               <w:pStyle w:val="Compact"/>
-              <w:jc w:val="left"/>
+              <w:jc w:val="center"/>
             </w:pPr>
             <w:r>
               <w:rPr>
@@ -3414,7 +3741,7 @@
           <w:p>
             <w:pPr>
               <w:pStyle w:val="Compact"/>
-              <w:jc w:val="left"/>
+              <w:jc w:val="center"/>
             </w:pPr>
             <w:r>
               <w:rPr>
@@ -3463,7 +3790,7 @@
           <w:p>
             <w:pPr>
               <w:pStyle w:val="Compact"/>
-              <w:jc w:val="left"/>
+              <w:jc w:val="center"/>
             </w:pPr>
             <w:r>
               <w:rPr>
@@ -3510,7 +3837,7 @@
           <w:p>
             <w:pPr>
               <w:pStyle w:val="Compact"/>
-              <w:jc w:val="left"/>
+              <w:jc w:val="center"/>
             </w:pPr>
             <w:r>
               <w:rPr>
@@ -3559,7 +3886,7 @@
           <w:p>
             <w:pPr>
               <w:pStyle w:val="Compact"/>
-              <w:jc w:val="left"/>
+              <w:jc w:val="center"/>
             </w:pPr>
             <w:r>
               <w:rPr>
@@ -3681,9 +4008,9 @@
         </w:pict>
       </w:r>
     </w:p>
-    <w:bookmarkEnd w:id="19"/>
-    <w:bookmarkEnd w:id="20"/>
-    <w:bookmarkStart w:id="25" w:name="三红外光谱ir"/>
+    <w:bookmarkEnd w:id="22"/>
+    <w:bookmarkEnd w:id="23"/>
+    <w:bookmarkStart w:id="31" w:name="三红外光谱ir"/>
     <w:p>
       <w:pPr>
         <w:pStyle w:val="Heading2"/>
@@ -3695,7 +4022,173 @@
         <w:t xml:space="preserve">三、红外光谱（IR）</w:t>
       </w:r>
     </w:p>
-    <w:bookmarkStart w:id="21" w:name="四大吸收区"/>
+    <w:p>
+      <w:pPr>
+        <w:pStyle w:val="FirstParagraph"/>
+        <w:jc w:val="center"/>
+      </w:pPr>
+      <w:r>
+        <w:rPr>
+          <w:b w:val="0"/>
+          <w:i w:val="0"/>
+          <w:sz w:val="21"/>
+        </w:rPr>
+        <w:drawing>
+          <wp:inline>
+            <wp:extent cx="5334000" cy="3733800"/>
+            <wp:effectExtent b="0" l="0" r="0" t="0"/>
+            <wp:docPr descr="羰基化合物的红外吸收光谱特征" title="" id="25" name="Picture"/>
+            <a:graphic>
+              <a:graphicData uri="http://schemas.openxmlformats.org/drawingml/2006/picture">
+                <pic:pic>
+                  <pic:nvPicPr>
+                    <pic:cNvPr descr="media/ir-carbonyl-spectrum.png" id="26" name="Picture"/>
+                    <pic:cNvPicPr>
+                      <a:picLocks noChangeArrowheads="1" noChangeAspect="1"/>
+                    </pic:cNvPicPr>
+                  </pic:nvPicPr>
+                  <pic:blipFill>
+                    <a:blip r:embed="rId24"/>
+                    <a:stretch>
+                      <a:fillRect/>
+                    </a:stretch>
+                  </pic:blipFill>
+                  <pic:spPr bwMode="auto">
+                    <a:xfrm>
+                      <a:off x="0" y="0"/>
+                      <a:ext cx="5334000" cy="3733800"/>
+                    </a:xfrm>
+                    <a:prstGeom prst="rect">
+                      <a:avLst/>
+                    </a:prstGeom>
+                    <a:noFill/>
+                    <a:ln w="9525">
+                      <a:noFill/>
+                      <a:headEnd/>
+                      <a:tailEnd/>
+                    </a:ln>
+                  </pic:spPr>
+                </pic:pic>
+              </a:graphicData>
+            </a:graphic>
+          </wp:inline>
+        </w:drawing>
+      </w:r>
+      <w:r>
+        <w:rPr>
+          <w:b w:val="0"/>
+          <w:i w:val="0"/>
+          <w:sz w:val="21"/>
+        </w:rPr>
+        <w:t xml:space="preserve"> </w:t>
+      </w:r>
+      <w:r>
+        <w:rPr>
+          <w:rFonts w:hint="eastAsia" w:eastAsia="FangSong" w:ascii="Times New Roman" w:hAnsi="Times New Roman"/>
+          <w:b w:val="0"/>
+          <w:i w:val="0"/>
+          <w:iCs/>
+          <w:sz w:val="21"/>
+        </w:rPr>
+        <w:t xml:space="preserve">图</w:t>
+      </w:r>
+      <w:r>
+        <w:rPr>
+          <w:b w:val="0"/>
+          <w:i w:val="0"/>
+          <w:iCs/>
+          <w:sz w:val="21"/>
+        </w:rPr>
+        <w:t xml:space="preserve"> </w:t>
+      </w:r>
+      <w:r>
+        <w:rPr>
+          <w:rFonts w:hint="eastAsia" w:eastAsia="FangSong" w:ascii="Times New Roman" w:hAnsi="Times New Roman"/>
+          <w:b w:val="0"/>
+          <w:i w:val="0"/>
+          <w:iCs/>
+          <w:sz w:val="21"/>
+        </w:rPr>
+        <w:t xml:space="preserve">羰基化合物在</w:t>
+      </w:r>
+      <w:r>
+        <w:rPr>
+          <w:b w:val="0"/>
+          <w:i w:val="0"/>
+          <w:iCs/>
+          <w:sz w:val="21"/>
+        </w:rPr>
+        <w:t xml:space="preserve"> IR </w:t>
+      </w:r>
+      <w:r>
+        <w:rPr>
+          <w:rFonts w:hint="eastAsia" w:eastAsia="FangSong" w:ascii="Times New Roman" w:hAnsi="Times New Roman"/>
+          <w:b w:val="0"/>
+          <w:i w:val="0"/>
+          <w:iCs/>
+          <w:sz w:val="21"/>
+        </w:rPr>
+        <w:t xml:space="preserve">谱图中的特征吸收。C=O</w:t>
+      </w:r>
+      <w:r>
+        <w:rPr>
+          <w:b w:val="0"/>
+          <w:i w:val="0"/>
+          <w:iCs/>
+          <w:sz w:val="21"/>
+        </w:rPr>
+        <w:t xml:space="preserve"> </w:t>
+      </w:r>
+      <w:r>
+        <w:rPr>
+          <w:rFonts w:hint="eastAsia" w:eastAsia="FangSong" w:ascii="Times New Roman" w:hAnsi="Times New Roman"/>
+          <w:b w:val="0"/>
+          <w:i w:val="0"/>
+          <w:iCs/>
+          <w:sz w:val="21"/>
+        </w:rPr>
+        <w:t xml:space="preserve">伸缩振动在</w:t>
+      </w:r>
+      <w:r>
+        <w:rPr>
+          <w:b w:val="0"/>
+          <w:i w:val="0"/>
+          <w:iCs/>
+          <w:sz w:val="21"/>
+        </w:rPr>
+        <w:t xml:space="preserve"> 1700-1750 cm⁻¹ </w:t>
+      </w:r>
+      <w:r>
+        <w:rPr>
+          <w:rFonts w:hint="eastAsia" w:eastAsia="FangSong" w:ascii="Times New Roman" w:hAnsi="Times New Roman"/>
+          <w:b w:val="0"/>
+          <w:i w:val="0"/>
+          <w:iCs/>
+          <w:sz w:val="21"/>
+        </w:rPr>
+        <w:t xml:space="preserve">出现强吸收峰，醛/酮/酯/羧酸的具体波数不同，可用于鉴别羰基类型（Wikimedia</w:t>
+      </w:r>
+      <w:r>
+        <w:rPr>
+          <w:b w:val="0"/>
+          <w:i w:val="0"/>
+          <w:iCs/>
+          <w:sz w:val="21"/>
+        </w:rPr>
+        <w:t xml:space="preserve"> </w:t>
+      </w:r>
+      <w:r>
+        <w:rPr>
+          <w:rFonts w:hint="eastAsia" w:eastAsia="FangSong" w:ascii="Times New Roman" w:hAnsi="Times New Roman"/>
+          <w:b w:val="0"/>
+          <w:i w:val="0"/>
+          <w:iCs/>
+          <w:sz w:val="21"/>
+        </w:rPr>
+        <w:t xml:space="preserve">Commons）</w:t>
+      </w:r>
+    </w:p>
+    <w:bookmarkStart w:id="27" w:name="四大吸收区"/>
     <w:p>
       <w:pPr>
         <w:pStyle w:val="Heading3"/>
@@ -3837,8 +4330,8 @@
         <w:t xml:space="preserve">伸缩</w:t>
       </w:r>
     </w:p>
-    <w:bookmarkEnd w:id="21"/>
-    <w:bookmarkStart w:id="22" w:name="关键吸收峰速查"/>
+    <w:bookmarkEnd w:id="27"/>
+    <w:bookmarkStart w:id="28" w:name="关键吸收峰速查"/>
     <w:p>
       <w:pPr>
         <w:pStyle w:val="Heading3"/>
@@ -3889,7 +4382,7 @@
           <w:p>
             <w:pPr>
               <w:pStyle w:val="Compact"/>
-              <w:jc w:val="left"/>
+              <w:jc w:val="center"/>
             </w:pPr>
             <w:r>
               <w:rPr>
@@ -3905,6 +4398,7 @@
           <w:p>
             <w:pPr>
               <w:pStyle w:val="Compact"/>
+              <w:jc w:val="center"/>
             </w:pPr>
             <w:r>
               <w:rPr>
@@ -3939,7 +4433,7 @@
           <w:p>
             <w:pPr>
               <w:pStyle w:val="Compact"/>
-              <w:jc w:val="left"/>
+              <w:jc w:val="center"/>
             </w:pPr>
             <w:r>
               <w:rPr>
@@ -3954,6 +4448,7 @@
           <w:p>
             <w:pPr>
               <w:pStyle w:val="Compact"/>
+              <w:jc w:val="center"/>
             </w:pPr>
             <w:r>
               <w:rPr>
@@ -3993,7 +4488,7 @@
           <w:p>
             <w:pPr>
               <w:pStyle w:val="Compact"/>
-              <w:jc w:val="left"/>
+              <w:jc w:val="center"/>
             </w:pPr>
             <w:r>
               <w:rPr>
@@ -4008,6 +4503,7 @@
           <w:p>
             <w:pPr>
               <w:pStyle w:val="Compact"/>
+              <w:jc w:val="center"/>
             </w:pPr>
             <w:r>
               <w:rPr>
@@ -4059,7 +4555,7 @@
           <w:p>
             <w:pPr>
               <w:pStyle w:val="Compact"/>
-              <w:jc w:val="left"/>
+              <w:jc w:val="center"/>
             </w:pPr>
             <w:r>
               <w:rPr>
@@ -4074,6 +4570,7 @@
           <w:p>
             <w:pPr>
               <w:pStyle w:val="Compact"/>
+              <w:jc w:val="center"/>
             </w:pPr>
             <w:r>
               <w:rPr>
@@ -4119,7 +4616,7 @@
           <w:p>
             <w:pPr>
               <w:pStyle w:val="Compact"/>
-              <w:jc w:val="left"/>
+              <w:jc w:val="center"/>
             </w:pPr>
             <w:r>
               <w:rPr>
@@ -4134,6 +4631,7 @@
           <w:p>
             <w:pPr>
               <w:pStyle w:val="Compact"/>
+              <w:jc w:val="center"/>
             </w:pPr>
             <w:r>
               <w:rPr>
@@ -4189,7 +4687,7 @@
           <w:p>
             <w:pPr>
               <w:pStyle w:val="Compact"/>
-              <w:jc w:val="left"/>
+              <w:jc w:val="center"/>
             </w:pPr>
             <w:r>
               <w:rPr>
@@ -4204,6 +4702,7 @@
           <w:p>
             <w:pPr>
               <w:pStyle w:val="Compact"/>
+              <w:jc w:val="center"/>
             </w:pPr>
             <w:r>
               <w:rPr>
@@ -4237,7 +4736,7 @@
           <w:p>
             <w:pPr>
               <w:pStyle w:val="Compact"/>
-              <w:jc w:val="left"/>
+              <w:jc w:val="center"/>
             </w:pPr>
             <w:r>
               <w:rPr>
@@ -4252,6 +4751,7 @@
           <w:p>
             <w:pPr>
               <w:pStyle w:val="Compact"/>
+              <w:jc w:val="center"/>
             </w:pPr>
             <w:r>
               <w:rPr>
@@ -4287,7 +4787,7 @@
           <w:p>
             <w:pPr>
               <w:pStyle w:val="Compact"/>
-              <w:jc w:val="left"/>
+              <w:jc w:val="center"/>
             </w:pPr>
             <w:r>
               <w:rPr>
@@ -4302,6 +4802,7 @@
           <w:p>
             <w:pPr>
               <w:pStyle w:val="Compact"/>
+              <w:jc w:val="center"/>
             </w:pPr>
             <w:r>
               <w:rPr>
@@ -4343,7 +4844,7 @@
           <w:p>
             <w:pPr>
               <w:pStyle w:val="Compact"/>
-              <w:jc w:val="left"/>
+              <w:jc w:val="center"/>
             </w:pPr>
             <w:r>
               <w:rPr>
@@ -4358,6 +4859,7 @@
           <w:p>
             <w:pPr>
               <w:pStyle w:val="Compact"/>
+              <w:jc w:val="center"/>
             </w:pPr>
             <w:r>
               <w:rPr>
@@ -4391,7 +4893,7 @@
           <w:p>
             <w:pPr>
               <w:pStyle w:val="Compact"/>
-              <w:jc w:val="left"/>
+              <w:jc w:val="center"/>
             </w:pPr>
             <w:r>
               <w:rPr>
@@ -4406,6 +4908,7 @@
           <w:p>
             <w:pPr>
               <w:pStyle w:val="Compact"/>
+              <w:jc w:val="center"/>
             </w:pPr>
             <w:r>
               <w:rPr>
@@ -4453,7 +4956,7 @@
           <w:p>
             <w:pPr>
               <w:pStyle w:val="Compact"/>
-              <w:jc w:val="left"/>
+              <w:jc w:val="center"/>
             </w:pPr>
             <w:r>
               <w:rPr>
@@ -4468,6 +4971,7 @@
           <w:p>
             <w:pPr>
               <w:pStyle w:val="Compact"/>
+              <w:jc w:val="center"/>
             </w:pPr>
             <w:r>
               <w:rPr>
@@ -4501,7 +5005,7 @@
           <w:p>
             <w:pPr>
               <w:pStyle w:val="Compact"/>
-              <w:jc w:val="left"/>
+              <w:jc w:val="center"/>
             </w:pPr>
             <w:r>
               <w:rPr>
@@ -4516,6 +5020,7 @@
           <w:p>
             <w:pPr>
               <w:pStyle w:val="Compact"/>
+              <w:jc w:val="center"/>
             </w:pPr>
             <w:r>
               <w:rPr>
@@ -4549,7 +5054,7 @@
           <w:p>
             <w:pPr>
               <w:pStyle w:val="Compact"/>
-              <w:jc w:val="left"/>
+              <w:jc w:val="center"/>
             </w:pPr>
             <w:r>
               <w:rPr>
@@ -4564,6 +5069,7 @@
           <w:p>
             <w:pPr>
               <w:pStyle w:val="Compact"/>
+              <w:jc w:val="center"/>
             </w:pPr>
             <w:r>
               <w:rPr>
@@ -4597,7 +5103,7 @@
           <w:p>
             <w:pPr>
               <w:pStyle w:val="Compact"/>
-              <w:jc w:val="left"/>
+              <w:jc w:val="center"/>
             </w:pPr>
             <w:r>
               <w:rPr>
@@ -4612,6 +5118,7 @@
           <w:p>
             <w:pPr>
               <w:pStyle w:val="Compact"/>
+              <w:jc w:val="center"/>
             </w:pPr>
             <w:r>
               <w:rPr>
@@ -4645,7 +5152,7 @@
           <w:p>
             <w:pPr>
               <w:pStyle w:val="Compact"/>
-              <w:jc w:val="left"/>
+              <w:jc w:val="center"/>
             </w:pPr>
             <w:r>
               <w:rPr>
@@ -4666,6 +5173,7 @@
           <w:p>
             <w:pPr>
               <w:pStyle w:val="Compact"/>
+              <w:jc w:val="center"/>
             </w:pPr>
             <w:r>
               <w:rPr>
@@ -4677,8 +5185,8 @@
         </w:tc>
       </w:tr>
     </w:tbl>
-    <w:bookmarkEnd w:id="22"/>
-    <w:bookmarkStart w:id="23" w:name="cm¹-分界线"/>
+    <w:bookmarkEnd w:id="28"/>
+    <w:bookmarkStart w:id="29" w:name="cm¹-分界线"/>
     <w:p>
       <w:pPr>
         <w:pStyle w:val="Heading3"/>
@@ -4811,8 +5319,8 @@
         <w:t xml:space="preserve">分子有烯/芳/炔</w:t>
       </w:r>
     </w:p>
-    <w:bookmarkEnd w:id="23"/>
-    <w:bookmarkStart w:id="24" w:name="羰基波数规律共轭-取代效应"/>
+    <w:bookmarkEnd w:id="29"/>
+    <w:bookmarkStart w:id="30" w:name="羰基波数规律共轭-取代效应"/>
     <w:p>
       <w:pPr>
         <w:pStyle w:val="Heading3"/>
@@ -4856,7 +5364,7 @@
           <w:p>
             <w:pPr>
               <w:pStyle w:val="Compact"/>
-              <w:jc w:val="left"/>
+              <w:jc w:val="center"/>
             </w:pPr>
             <w:r>
               <w:rPr>
@@ -4872,7 +5380,7 @@
           <w:p>
             <w:pPr>
               <w:pStyle w:val="Compact"/>
-              <w:jc w:val="right"/>
+              <w:jc w:val="center"/>
             </w:pPr>
             <w:r>
               <w:rPr>
@@ -4888,7 +5396,7 @@
           <w:p>
             <w:pPr>
               <w:pStyle w:val="Compact"/>
-              <w:jc w:val="left"/>
+              <w:jc w:val="center"/>
             </w:pPr>
             <w:r>
               <w:rPr>
@@ -4906,7 +5414,7 @@
           <w:p>
             <w:pPr>
               <w:pStyle w:val="Compact"/>
-              <w:jc w:val="left"/>
+              <w:jc w:val="center"/>
             </w:pPr>
             <w:r>
               <w:rPr>
@@ -4927,7 +5435,7 @@
           <w:p>
             <w:pPr>
               <w:pStyle w:val="Compact"/>
-              <w:jc w:val="right"/>
+              <w:jc w:val="center"/>
             </w:pPr>
             <w:r>
               <w:rPr>
@@ -4942,7 +5450,7 @@
           <w:p>
             <w:pPr>
               <w:pStyle w:val="Compact"/>
-              <w:jc w:val="left"/>
+              <w:jc w:val="center"/>
             </w:pPr>
             <w:r>
               <w:rPr>
@@ -4965,7 +5473,7 @@
           <w:p>
             <w:pPr>
               <w:pStyle w:val="Compact"/>
-              <w:jc w:val="left"/>
+              <w:jc w:val="center"/>
             </w:pPr>
             <w:r>
               <w:rPr>
@@ -4986,7 +5494,7 @@
           <w:p>
             <w:pPr>
               <w:pStyle w:val="Compact"/>
-              <w:jc w:val="right"/>
+              <w:jc w:val="center"/>
             </w:pPr>
             <w:r>
               <w:rPr>
@@ -5001,7 +5509,7 @@
           <w:p>
             <w:pPr>
               <w:pStyle w:val="Compact"/>
-              <w:jc w:val="left"/>
+              <w:jc w:val="center"/>
             </w:pPr>
             <w:r>
               <w:rPr>
@@ -5018,7 +5526,7 @@
           <w:p>
             <w:pPr>
               <w:pStyle w:val="Compact"/>
-              <w:jc w:val="left"/>
+              <w:jc w:val="center"/>
             </w:pPr>
             <w:r>
               <w:rPr>
@@ -5039,7 +5547,7 @@
           <w:p>
             <w:pPr>
               <w:pStyle w:val="Compact"/>
-              <w:jc w:val="right"/>
+              <w:jc w:val="center"/>
             </w:pPr>
             <w:r>
               <w:rPr>
@@ -5054,7 +5562,7 @@
           <w:p>
             <w:pPr>
               <w:pStyle w:val="Compact"/>
-              <w:jc w:val="left"/>
+              <w:jc w:val="center"/>
             </w:pPr>
             <w:r>
               <w:rPr>
@@ -5077,7 +5585,7 @@
           <w:p>
             <w:pPr>
               <w:pStyle w:val="Compact"/>
-              <w:jc w:val="left"/>
+              <w:jc w:val="center"/>
             </w:pPr>
             <w:r>
               <w:rPr>
@@ -5098,7 +5606,7 @@
           <w:p>
             <w:pPr>
               <w:pStyle w:val="Compact"/>
-              <w:jc w:val="right"/>
+              <w:jc w:val="center"/>
             </w:pPr>
             <w:r>
               <w:rPr>
@@ -5113,7 +5621,7 @@
           <w:p>
             <w:pPr>
               <w:pStyle w:val="Compact"/>
-              <w:jc w:val="left"/>
+              <w:jc w:val="center"/>
             </w:pPr>
             <w:r>
               <w:rPr>
@@ -5130,7 +5638,7 @@
           <w:p>
             <w:pPr>
               <w:pStyle w:val="Compact"/>
-              <w:jc w:val="left"/>
+              <w:jc w:val="center"/>
             </w:pPr>
             <w:r>
               <w:rPr>
@@ -5151,7 +5659,7 @@
           <w:p>
             <w:pPr>
               <w:pStyle w:val="Compact"/>
-              <w:jc w:val="right"/>
+              <w:jc w:val="center"/>
             </w:pPr>
             <w:r>
               <w:rPr>
@@ -5166,7 +5674,7 @@
           <w:p>
             <w:pPr>
               <w:pStyle w:val="Compact"/>
-              <w:jc w:val="left"/>
+              <w:jc w:val="center"/>
             </w:pPr>
             <w:r>
               <w:rPr>
@@ -5183,7 +5691,7 @@
           <w:p>
             <w:pPr>
               <w:pStyle w:val="Compact"/>
-              <w:jc w:val="left"/>
+              <w:jc w:val="center"/>
             </w:pPr>
             <w:r>
               <w:rPr>
@@ -5204,7 +5712,7 @@
           <w:p>
             <w:pPr>
               <w:pStyle w:val="Compact"/>
-              <w:jc w:val="right"/>
+              <w:jc w:val="center"/>
             </w:pPr>
             <w:r>
               <w:rPr>
@@ -5219,7 +5727,7 @@
           <w:p>
             <w:pPr>
               <w:pStyle w:val="Compact"/>
-              <w:jc w:val="left"/>
+              <w:jc w:val="center"/>
             </w:pPr>
             <w:r>
               <w:rPr>
@@ -5236,7 +5744,7 @@
           <w:p>
             <w:pPr>
               <w:pStyle w:val="Compact"/>
-              <w:jc w:val="left"/>
+              <w:jc w:val="center"/>
             </w:pPr>
             <w:r>
               <w:rPr>
@@ -5257,7 +5765,7 @@
           <w:p>
             <w:pPr>
               <w:pStyle w:val="Compact"/>
-              <w:jc w:val="right"/>
+              <w:jc w:val="center"/>
             </w:pPr>
             <w:r>
               <w:rPr>
@@ -5272,7 +5780,7 @@
           <w:p>
             <w:pPr>
               <w:pStyle w:val="Compact"/>
-              <w:jc w:val="left"/>
+              <w:jc w:val="center"/>
             </w:pPr>
             <w:r>
               <w:rPr>
@@ -5307,7 +5815,7 @@
           <w:p>
             <w:pPr>
               <w:pStyle w:val="Compact"/>
-              <w:jc w:val="left"/>
+              <w:jc w:val="center"/>
             </w:pPr>
             <w:r>
               <w:rPr>
@@ -5328,7 +5836,7 @@
           <w:p>
             <w:pPr>
               <w:pStyle w:val="Compact"/>
-              <w:jc w:val="right"/>
+              <w:jc w:val="center"/>
             </w:pPr>
             <w:r>
               <w:rPr>
@@ -5343,7 +5851,7 @@
           <w:p>
             <w:pPr>
               <w:pStyle w:val="Compact"/>
-              <w:jc w:val="left"/>
+              <w:jc w:val="center"/>
             </w:pPr>
             <w:r>
               <w:rPr>
@@ -5477,9 +5985,9 @@
         </w:pict>
       </w:r>
     </w:p>
-    <w:bookmarkEnd w:id="24"/>
-    <w:bookmarkEnd w:id="25"/>
-    <w:bookmarkStart w:id="29" w:name="四¹³c-nmr碳谱"/>
+    <w:bookmarkEnd w:id="30"/>
+    <w:bookmarkEnd w:id="31"/>
+    <w:bookmarkStart w:id="35" w:name="四¹³c-nmr碳谱"/>
     <w:p>
       <w:pPr>
         <w:pStyle w:val="Heading2"/>
@@ -5500,7 +6008,7 @@
         <w:t xml:space="preserve">NMR（碳谱）</w:t>
       </w:r>
     </w:p>
-    <w:bookmarkStart w:id="26" w:name="碳谱的核心价值"/>
+    <w:bookmarkStart w:id="32" w:name="碳谱的核心价值"/>
     <w:p>
       <w:pPr>
         <w:pStyle w:val="Heading3"/>
@@ -5639,8 +6147,8 @@
         <w:t xml:space="preserve">羧酸衍生物</w:t>
       </w:r>
     </w:p>
-    <w:bookmarkEnd w:id="26"/>
-    <w:bookmarkStart w:id="27" w:name="化学位移区域"/>
+    <w:bookmarkEnd w:id="32"/>
+    <w:bookmarkStart w:id="33" w:name="化学位移区域"/>
     <w:p>
       <w:pPr>
         <w:pStyle w:val="Heading3"/>
@@ -5691,7 +6199,7 @@
           <w:p>
             <w:pPr>
               <w:pStyle w:val="Compact"/>
-              <w:jc w:val="left"/>
+              <w:jc w:val="center"/>
             </w:pPr>
             <w:r>
               <w:rPr>
@@ -5707,6 +6215,7 @@
           <w:p>
             <w:pPr>
               <w:pStyle w:val="Compact"/>
+              <w:jc w:val="center"/>
             </w:pPr>
             <w:r>
               <w:rPr>
@@ -5739,7 +6248,7 @@
           <w:p>
             <w:pPr>
               <w:pStyle w:val="Compact"/>
-              <w:jc w:val="left"/>
+              <w:jc w:val="center"/>
             </w:pPr>
             <w:r>
               <w:rPr>
@@ -5754,6 +6263,7 @@
           <w:p>
             <w:pPr>
               <w:pStyle w:val="Compact"/>
+              <w:jc w:val="center"/>
             </w:pPr>
             <w:r>
               <w:rPr>
@@ -5785,7 +6295,7 @@
           <w:p>
             <w:pPr>
               <w:pStyle w:val="Compact"/>
-              <w:jc w:val="left"/>
+              <w:jc w:val="center"/>
             </w:pPr>
             <w:r>
               <w:rPr>
@@ -5800,6 +6310,7 @@
           <w:p>
             <w:pPr>
               <w:pStyle w:val="Compact"/>
+              <w:jc w:val="center"/>
             </w:pPr>
             <w:r>
               <w:rPr>
@@ -5831,7 +6342,7 @@
           <w:p>
             <w:pPr>
               <w:pStyle w:val="Compact"/>
-              <w:jc w:val="left"/>
+              <w:jc w:val="center"/>
             </w:pPr>
             <w:r>
               <w:rPr>
@@ -5852,6 +6363,7 @@
           <w:p>
             <w:pPr>
               <w:pStyle w:val="Compact"/>
+              <w:jc w:val="center"/>
             </w:pPr>
             <w:r>
               <w:rPr>
@@ -5883,7 +6395,7 @@
           <w:p>
             <w:pPr>
               <w:pStyle w:val="Compact"/>
-              <w:jc w:val="left"/>
+              <w:jc w:val="center"/>
             </w:pPr>
             <w:r>
               <w:rPr>
@@ -5898,6 +6410,7 @@
           <w:p>
             <w:pPr>
               <w:pStyle w:val="Compact"/>
+              <w:jc w:val="center"/>
             </w:pPr>
             <w:r>
               <w:rPr>
@@ -5929,7 +6442,7 @@
           <w:p>
             <w:pPr>
               <w:pStyle w:val="Compact"/>
-              <w:jc w:val="left"/>
+              <w:jc w:val="center"/>
             </w:pPr>
             <w:r>
               <w:rPr>
@@ -5950,6 +6463,7 @@
           <w:p>
             <w:pPr>
               <w:pStyle w:val="Compact"/>
+              <w:jc w:val="center"/>
             </w:pPr>
             <w:r>
               <w:rPr>
@@ -5981,7 +6495,7 @@
           <w:p>
             <w:pPr>
               <w:pStyle w:val="Compact"/>
-              <w:jc w:val="left"/>
+              <w:jc w:val="center"/>
             </w:pPr>
             <w:r>
               <w:rPr>
@@ -6002,6 +6516,7 @@
           <w:p>
             <w:pPr>
               <w:pStyle w:val="Compact"/>
+              <w:jc w:val="center"/>
             </w:pPr>
             <w:r>
               <w:rPr>
@@ -6013,8 +6528,8 @@
         </w:tc>
       </w:tr>
     </w:tbl>
-    <w:bookmarkEnd w:id="27"/>
-    <w:bookmarkStart w:id="28" w:name="碳谱的竞赛用法"/>
+    <w:bookmarkEnd w:id="33"/>
+    <w:bookmarkStart w:id="34" w:name="碳谱的竞赛用法"/>
     <w:p>
       <w:pPr>
         <w:pStyle w:val="Heading3"/>
@@ -6181,9 +6696,9 @@
         </w:pict>
       </w:r>
     </w:p>
-    <w:bookmarkEnd w:id="28"/>
-    <w:bookmarkEnd w:id="29"/>
-    <w:bookmarkStart w:id="38" w:name="五¹h-nmr氢谱"/>
+    <w:bookmarkEnd w:id="34"/>
+    <w:bookmarkEnd w:id="35"/>
+    <w:bookmarkStart w:id="44" w:name="五¹h-nmr氢谱"/>
     <w:p>
       <w:pPr>
         <w:pStyle w:val="Heading2"/>
@@ -6204,7 +6719,7 @@
         <w:t xml:space="preserve">NMR（氢谱）</w:t>
       </w:r>
     </w:p>
-    <w:bookmarkStart w:id="30" w:name="三项基本信息"/>
+    <w:bookmarkStart w:id="36" w:name="三项基本信息"/>
     <w:p>
       <w:pPr>
         <w:pStyle w:val="Heading3"/>
@@ -6240,7 +6755,7 @@
           <w:p>
             <w:pPr>
               <w:pStyle w:val="Compact"/>
-              <w:jc w:val="left"/>
+              <w:jc w:val="center"/>
             </w:pPr>
             <w:r>
               <w:rPr>
@@ -6256,7 +6771,7 @@
           <w:p>
             <w:pPr>
               <w:pStyle w:val="Compact"/>
-              <w:jc w:val="right"/>
+              <w:jc w:val="center"/>
             </w:pPr>
             <w:r>
               <w:rPr>
@@ -6272,7 +6787,7 @@
           <w:p>
             <w:pPr>
               <w:pStyle w:val="Compact"/>
-              <w:jc w:val="left"/>
+              <w:jc w:val="center"/>
             </w:pPr>
             <w:r>
               <w:rPr>
@@ -6290,7 +6805,7 @@
           <w:p>
             <w:pPr>
               <w:pStyle w:val="Compact"/>
-              <w:jc w:val="left"/>
+              <w:jc w:val="center"/>
             </w:pPr>
             <w:r>
               <w:rPr>
@@ -6315,7 +6830,7 @@
           <w:p>
             <w:pPr>
               <w:pStyle w:val="Compact"/>
-              <w:jc w:val="right"/>
+              <w:jc w:val="center"/>
             </w:pPr>
             <w:r>
               <w:rPr>
@@ -6336,7 +6851,7 @@
           <w:p>
             <w:pPr>
               <w:pStyle w:val="Compact"/>
-              <w:jc w:val="left"/>
+              <w:jc w:val="center"/>
             </w:pPr>
             <w:r>
               <w:rPr>
@@ -6365,7 +6880,7 @@
           <w:p>
             <w:pPr>
               <w:pStyle w:val="Compact"/>
-              <w:jc w:val="left"/>
+              <w:jc w:val="center"/>
             </w:pPr>
             <w:r>
               <w:rPr>
@@ -6382,7 +6897,7 @@
           <w:p>
             <w:pPr>
               <w:pStyle w:val="Compact"/>
-              <w:jc w:val="right"/>
+              <w:jc w:val="center"/>
             </w:pPr>
             <w:r>
               <w:rPr>
@@ -6403,7 +6918,7 @@
           <w:p>
             <w:pPr>
               <w:pStyle w:val="Compact"/>
-              <w:jc w:val="left"/>
+              <w:jc w:val="center"/>
             </w:pPr>
             <w:r>
               <w:rPr>
@@ -6432,7 +6947,7 @@
           <w:p>
             <w:pPr>
               <w:pStyle w:val="Compact"/>
-              <w:jc w:val="left"/>
+              <w:jc w:val="center"/>
             </w:pPr>
             <w:r>
               <w:rPr>
@@ -6449,7 +6964,7 @@
           <w:p>
             <w:pPr>
               <w:pStyle w:val="Compact"/>
-              <w:jc w:val="right"/>
+              <w:jc w:val="center"/>
             </w:pPr>
             <w:r>
               <w:rPr>
@@ -6476,7 +6991,7 @@
           <w:p>
             <w:pPr>
               <w:pStyle w:val="Compact"/>
-              <w:jc w:val="left"/>
+              <w:jc w:val="center"/>
             </w:pPr>
             <w:r>
               <w:rPr>
@@ -6500,8 +7015,8 @@
         </w:tc>
       </w:tr>
     </w:tbl>
-    <w:bookmarkEnd w:id="30"/>
-    <w:bookmarkStart w:id="31" w:name="化学位移详细表"/>
+    <w:bookmarkEnd w:id="36"/>
+    <w:bookmarkStart w:id="37" w:name="化学位移详细表"/>
     <w:p>
       <w:pPr>
         <w:pStyle w:val="Heading3"/>
@@ -6552,7 +7067,7 @@
           <w:p>
             <w:pPr>
               <w:pStyle w:val="Compact"/>
-              <w:jc w:val="left"/>
+              <w:jc w:val="center"/>
             </w:pPr>
             <w:r>
               <w:rPr>
@@ -6568,6 +7083,7 @@
           <w:p>
             <w:pPr>
               <w:pStyle w:val="Compact"/>
+              <w:jc w:val="center"/>
             </w:pPr>
             <w:r>
               <w:rPr>
@@ -6602,7 +7118,7 @@
           <w:p>
             <w:pPr>
               <w:pStyle w:val="Compact"/>
-              <w:jc w:val="left"/>
+              <w:jc w:val="center"/>
             </w:pPr>
             <w:r>
               <w:rPr>
@@ -6617,6 +7133,7 @@
           <w:p>
             <w:pPr>
               <w:pStyle w:val="Compact"/>
+              <w:jc w:val="center"/>
             </w:pPr>
             <w:r>
               <w:rPr>
@@ -6650,7 +7167,7 @@
           <w:p>
             <w:pPr>
               <w:pStyle w:val="Compact"/>
-              <w:jc w:val="left"/>
+              <w:jc w:val="center"/>
             </w:pPr>
             <w:r>
               <w:rPr>
@@ -6665,6 +7182,7 @@
           <w:p>
             <w:pPr>
               <w:pStyle w:val="Compact"/>
+              <w:jc w:val="center"/>
             </w:pPr>
             <w:r>
               <w:rPr>
@@ -6698,7 +7216,7 @@
           <w:p>
             <w:pPr>
               <w:pStyle w:val="Compact"/>
-              <w:jc w:val="left"/>
+              <w:jc w:val="center"/>
             </w:pPr>
             <w:r>
               <w:rPr>
@@ -6713,6 +7231,7 @@
           <w:p>
             <w:pPr>
               <w:pStyle w:val="Compact"/>
+              <w:jc w:val="center"/>
             </w:pPr>
             <w:r>
               <w:rPr>
@@ -6744,7 +7263,7 @@
           <w:p>
             <w:pPr>
               <w:pStyle w:val="Compact"/>
-              <w:jc w:val="left"/>
+              <w:jc w:val="center"/>
             </w:pPr>
             <w:r>
               <w:rPr>
@@ -6777,6 +7296,7 @@
           <w:p>
             <w:pPr>
               <w:pStyle w:val="Compact"/>
+              <w:jc w:val="center"/>
             </w:pPr>
             <w:r>
               <w:rPr>
@@ -6808,7 +7328,7 @@
           <w:p>
             <w:pPr>
               <w:pStyle w:val="Compact"/>
-              <w:jc w:val="left"/>
+              <w:jc w:val="center"/>
             </w:pPr>
             <w:r>
               <w:rPr>
@@ -6823,6 +7343,7 @@
           <w:p>
             <w:pPr>
               <w:pStyle w:val="Compact"/>
+              <w:jc w:val="center"/>
             </w:pPr>
             <w:r>
               <w:rPr>
@@ -6854,7 +7375,7 @@
           <w:p>
             <w:pPr>
               <w:pStyle w:val="Compact"/>
-              <w:jc w:val="left"/>
+              <w:jc w:val="center"/>
             </w:pPr>
             <w:r>
               <w:rPr>
@@ -6869,6 +7390,7 @@
           <w:p>
             <w:pPr>
               <w:pStyle w:val="Compact"/>
+              <w:jc w:val="center"/>
             </w:pPr>
             <w:r>
               <w:rPr>
@@ -6900,7 +7422,7 @@
           <w:p>
             <w:pPr>
               <w:pStyle w:val="Compact"/>
-              <w:jc w:val="left"/>
+              <w:jc w:val="center"/>
             </w:pPr>
             <w:r>
               <w:rPr>
@@ -6915,6 +7437,7 @@
           <w:p>
             <w:pPr>
               <w:pStyle w:val="Compact"/>
+              <w:jc w:val="center"/>
             </w:pPr>
             <w:r>
               <w:rPr>
@@ -6946,7 +7469,7 @@
           <w:p>
             <w:pPr>
               <w:pStyle w:val="Compact"/>
-              <w:jc w:val="left"/>
+              <w:jc w:val="center"/>
             </w:pPr>
             <w:r>
               <w:rPr>
@@ -6969,6 +7492,7 @@
           <w:p>
             <w:pPr>
               <w:pStyle w:val="Compact"/>
+              <w:jc w:val="center"/>
             </w:pPr>
             <w:r>
               <w:rPr>
@@ -7000,7 +7524,7 @@
           <w:p>
             <w:pPr>
               <w:pStyle w:val="Compact"/>
-              <w:jc w:val="left"/>
+              <w:jc w:val="center"/>
             </w:pPr>
             <w:r>
               <w:rPr>
@@ -7023,6 +7547,7 @@
           <w:p>
             <w:pPr>
               <w:pStyle w:val="Compact"/>
+              <w:jc w:val="center"/>
             </w:pPr>
             <w:r>
               <w:rPr>
@@ -7054,7 +7579,7 @@
           <w:p>
             <w:pPr>
               <w:pStyle w:val="Compact"/>
-              <w:jc w:val="left"/>
+              <w:jc w:val="center"/>
             </w:pPr>
             <w:r>
               <w:rPr>
@@ -7077,6 +7602,7 @@
           <w:p>
             <w:pPr>
               <w:pStyle w:val="Compact"/>
+              <w:jc w:val="center"/>
             </w:pPr>
             <w:r>
               <w:rPr>
@@ -7110,7 +7636,7 @@
           <w:p>
             <w:pPr>
               <w:pStyle w:val="Compact"/>
-              <w:jc w:val="left"/>
+              <w:jc w:val="center"/>
             </w:pPr>
             <w:r>
               <w:rPr>
@@ -7125,6 +7651,7 @@
           <w:p>
             <w:pPr>
               <w:pStyle w:val="Compact"/>
+              <w:jc w:val="center"/>
             </w:pPr>
             <w:r>
               <w:rPr>
@@ -7246,8 +7773,8 @@
         <w:t xml:space="preserve"> +2 ppm</w:t>
       </w:r>
     </w:p>
-    <w:bookmarkEnd w:id="31"/>
-    <w:bookmarkStart w:id="32" w:name="n1-裂分规则"/>
+    <w:bookmarkEnd w:id="37"/>
+    <w:bookmarkStart w:id="38" w:name="n1-裂分规则"/>
     <w:p>
       <w:pPr>
         <w:pStyle w:val="Heading3"/>
@@ -7360,7 +7887,7 @@
           <w:p>
             <w:pPr>
               <w:pStyle w:val="Compact"/>
-              <w:jc w:val="left"/>
+              <w:jc w:val="center"/>
             </w:pPr>
             <w:r>
               <w:rPr>
@@ -7376,7 +7903,7 @@
           <w:p>
             <w:pPr>
               <w:pStyle w:val="Compact"/>
-              <w:jc w:val="right"/>
+              <w:jc w:val="center"/>
             </w:pPr>
             <w:r>
               <w:rPr>
@@ -7409,7 +7936,7 @@
           <w:p>
             <w:pPr>
               <w:pStyle w:val="Compact"/>
-              <w:jc w:val="left"/>
+              <w:jc w:val="center"/>
             </w:pPr>
             <w:r>
               <w:rPr>
@@ -7430,7 +7957,7 @@
           <w:p>
             <w:pPr>
               <w:pStyle w:val="Compact"/>
-              <w:jc w:val="right"/>
+              <w:jc w:val="center"/>
             </w:pPr>
             <w:r>
               <w:rPr>
@@ -7462,7 +7989,7 @@
           <w:p>
             <w:pPr>
               <w:pStyle w:val="Compact"/>
-              <w:jc w:val="left"/>
+              <w:jc w:val="center"/>
             </w:pPr>
             <w:r>
               <w:rPr>
@@ -7483,7 +8010,7 @@
           <w:p>
             <w:pPr>
               <w:pStyle w:val="Compact"/>
-              <w:jc w:val="right"/>
+              <w:jc w:val="center"/>
             </w:pPr>
             <w:r>
               <w:rPr>
@@ -7515,7 +8042,7 @@
           <w:p>
             <w:pPr>
               <w:pStyle w:val="Compact"/>
-              <w:jc w:val="left"/>
+              <w:jc w:val="center"/>
             </w:pPr>
             <w:r>
               <w:rPr>
@@ -7536,7 +8063,7 @@
           <w:p>
             <w:pPr>
               <w:pStyle w:val="Compact"/>
-              <w:jc w:val="right"/>
+              <w:jc w:val="center"/>
             </w:pPr>
             <w:r>
               <w:rPr>
@@ -7568,7 +8095,7 @@
           <w:p>
             <w:pPr>
               <w:pStyle w:val="Compact"/>
-              <w:jc w:val="left"/>
+              <w:jc w:val="center"/>
             </w:pPr>
             <w:r>
               <w:rPr>
@@ -7589,7 +8116,7 @@
           <w:p>
             <w:pPr>
               <w:pStyle w:val="Compact"/>
-              <w:jc w:val="right"/>
+              <w:jc w:val="center"/>
             </w:pPr>
             <w:r>
               <w:rPr>
@@ -7621,7 +8148,7 @@
           <w:p>
             <w:pPr>
               <w:pStyle w:val="Compact"/>
-              <w:jc w:val="left"/>
+              <w:jc w:val="center"/>
             </w:pPr>
             <w:r>
               <w:rPr>
@@ -7642,7 +8169,7 @@
           <w:p>
             <w:pPr>
               <w:pStyle w:val="Compact"/>
-              <w:jc w:val="right"/>
+              <w:jc w:val="center"/>
             </w:pPr>
             <w:r>
               <w:rPr>
@@ -7745,8 +8272,8 @@
         <w:t xml:space="preserve"> 3H</w:t>
       </w:r>
     </w:p>
-    <w:bookmarkEnd w:id="32"/>
-    <w:bookmarkStart w:id="33" w:name="多重偶合"/>
+    <w:bookmarkEnd w:id="38"/>
+    <w:bookmarkStart w:id="39" w:name="多重偶合"/>
     <w:p>
       <w:pPr>
         <w:pStyle w:val="Heading3"/>
@@ -7797,6 +8324,12 @@
       <m:oMathPara>
         <m:oMathParaPr>
           <m:jc m:val="center"/>
+          <m:ctrlPr>
+            <w:rPr>
+              <w:sz w:val="28"/>
+              <w:szCs w:val="28"/>
+            </w:rPr>
+          </m:ctrlPr>
         </m:oMathParaPr>
         <m:oMath>
           <m:r>
@@ -7945,6 +8478,14 @@
         <w:t xml:space="preserve"> </w:t>
       </w:r>
       <m:oMath>
+        <m:oMathPr>
+          <m:ctrlPr>
+            <w:rPr>
+              <w:sz w:val="28"/>
+              <w:szCs w:val="28"/>
+            </w:rPr>
+          </m:ctrlPr>
+        </m:oMathPr>
         <m:r>
           <m:rPr>
             <m:sty m:val="p"/>
@@ -8031,8 +8572,8 @@
         <w:t xml:space="preserve">重峰（实际为多重峰）。</w:t>
       </w:r>
     </w:p>
-    <w:bookmarkEnd w:id="33"/>
-    <w:bookmarkStart w:id="34" w:name="偶合常数-j"/>
+    <w:bookmarkEnd w:id="39"/>
+    <w:bookmarkStart w:id="40" w:name="偶合常数-j"/>
     <w:p>
       <w:pPr>
         <w:pStyle w:val="Heading3"/>
@@ -8116,7 +8657,7 @@
           <w:p>
             <w:pPr>
               <w:pStyle w:val="Compact"/>
-              <w:jc w:val="left"/>
+              <w:jc w:val="center"/>
             </w:pPr>
             <w:r>
               <w:rPr>
@@ -8170,7 +8711,7 @@
           <w:p>
             <w:pPr>
               <w:pStyle w:val="Compact"/>
-              <w:jc w:val="left"/>
+              <w:jc w:val="center"/>
             </w:pPr>
             <w:r>
               <w:rPr>
@@ -8231,7 +8772,7 @@
           <w:p>
             <w:pPr>
               <w:pStyle w:val="Compact"/>
-              <w:jc w:val="left"/>
+              <w:jc w:val="center"/>
             </w:pPr>
             <w:r>
               <w:rPr>
@@ -8292,7 +8833,7 @@
           <w:p>
             <w:pPr>
               <w:pStyle w:val="Compact"/>
-              <w:jc w:val="left"/>
+              <w:jc w:val="center"/>
             </w:pPr>
             <w:r>
               <w:rPr>
@@ -8345,7 +8886,7 @@
           <w:p>
             <w:pPr>
               <w:pStyle w:val="Compact"/>
-              <w:jc w:val="left"/>
+              <w:jc w:val="center"/>
             </w:pPr>
             <w:r>
               <w:rPr>
@@ -8422,7 +8963,7 @@
           <w:p>
             <w:pPr>
               <w:pStyle w:val="Compact"/>
-              <w:jc w:val="left"/>
+              <w:jc w:val="center"/>
             </w:pPr>
             <w:r>
               <w:rPr>
@@ -8480,8 +9021,8 @@
         <w:t xml:space="preserve">顺式。</w:t>
       </w:r>
     </w:p>
-    <w:bookmarkEnd w:id="34"/>
-    <w:bookmarkStart w:id="35" w:name="磁等价-vs-化学等价"/>
+    <w:bookmarkEnd w:id="40"/>
+    <w:bookmarkStart w:id="41" w:name="磁等价-vs-化学等价"/>
     <w:p>
       <w:pPr>
         <w:pStyle w:val="Heading3"/>
@@ -8770,8 +9311,8 @@
         <w:t xml:space="preserve">等）。</w:t>
       </w:r>
     </w:p>
-    <w:bookmarkEnd w:id="35"/>
-    <w:bookmarkStart w:id="36" w:name="noe核-overhauser-效应"/>
+    <w:bookmarkEnd w:id="41"/>
+    <w:bookmarkStart w:id="42" w:name="noe核-overhauser-效应"/>
     <w:p>
       <w:pPr>
         <w:pStyle w:val="Heading3"/>
@@ -8899,8 +9440,8 @@
         <w:t xml:space="preserve">空间远离（反式/exo）</w:t>
       </w:r>
     </w:p>
-    <w:bookmarkEnd w:id="36"/>
-    <w:bookmarkStart w:id="37" w:name="活泼氢的识别"/>
+    <w:bookmarkEnd w:id="42"/>
+    <w:bookmarkStart w:id="43" w:name="活泼氢的识别"/>
     <w:p>
       <w:pPr>
         <w:pStyle w:val="Heading3"/>
@@ -8935,7 +9476,7 @@
           <w:p>
             <w:pPr>
               <w:pStyle w:val="Compact"/>
-              <w:jc w:val="left"/>
+              <w:jc w:val="center"/>
             </w:pPr>
             <w:r>
               <w:rPr>
@@ -8965,7 +9506,7 @@
           <w:p>
             <w:pPr>
               <w:pStyle w:val="Compact"/>
-              <w:jc w:val="right"/>
+              <w:jc w:val="center"/>
             </w:pPr>
             <w:r>
               <w:rPr>
@@ -8988,7 +9529,7 @@
           <w:p>
             <w:pPr>
               <w:pStyle w:val="Compact"/>
-              <w:jc w:val="left"/>
+              <w:jc w:val="center"/>
             </w:pPr>
             <w:r>
               <w:rPr>
@@ -9013,7 +9554,7 @@
           <w:p>
             <w:pPr>
               <w:pStyle w:val="Compact"/>
-              <w:jc w:val="left"/>
+              <w:jc w:val="center"/>
             </w:pPr>
             <w:r>
               <w:rPr>
@@ -9028,7 +9569,7 @@
           <w:p>
             <w:pPr>
               <w:pStyle w:val="Compact"/>
-              <w:jc w:val="right"/>
+              <w:jc w:val="center"/>
             </w:pPr>
             <w:r>
               <w:rPr>
@@ -9043,7 +9584,7 @@
           <w:p>
             <w:pPr>
               <w:pStyle w:val="Compact"/>
-              <w:jc w:val="left"/>
+              <w:jc w:val="center"/>
             </w:pPr>
             <w:r>
               <w:rPr>
@@ -9060,7 +9601,7 @@
           <w:p>
             <w:pPr>
               <w:pStyle w:val="Compact"/>
-              <w:jc w:val="left"/>
+              <w:jc w:val="center"/>
             </w:pPr>
             <w:r>
               <w:rPr>
@@ -9075,7 +9616,7 @@
           <w:p>
             <w:pPr>
               <w:pStyle w:val="Compact"/>
-              <w:jc w:val="right"/>
+              <w:jc w:val="center"/>
             </w:pPr>
             <w:r>
               <w:rPr>
@@ -9090,7 +9631,7 @@
           <w:p>
             <w:pPr>
               <w:pStyle w:val="Compact"/>
-              <w:jc w:val="left"/>
+              <w:jc w:val="center"/>
             </w:pPr>
             <w:r>
               <w:rPr>
@@ -9107,7 +9648,7 @@
           <w:p>
             <w:pPr>
               <w:pStyle w:val="Compact"/>
-              <w:jc w:val="left"/>
+              <w:jc w:val="center"/>
             </w:pPr>
             <w:r>
               <w:rPr>
@@ -9122,7 +9663,7 @@
           <w:p>
             <w:pPr>
               <w:pStyle w:val="Compact"/>
-              <w:jc w:val="right"/>
+              <w:jc w:val="center"/>
             </w:pPr>
             <w:r>
               <w:rPr>
@@ -9137,7 +9678,7 @@
           <w:p>
             <w:pPr>
               <w:pStyle w:val="Compact"/>
-              <w:jc w:val="left"/>
+              <w:jc w:val="center"/>
             </w:pPr>
             <w:r>
               <w:rPr>
@@ -9154,7 +9695,7 @@
           <w:p>
             <w:pPr>
               <w:pStyle w:val="Compact"/>
-              <w:jc w:val="left"/>
+              <w:jc w:val="center"/>
             </w:pPr>
             <w:r>
               <w:rPr>
@@ -9169,7 +9710,7 @@
           <w:p>
             <w:pPr>
               <w:pStyle w:val="Compact"/>
-              <w:jc w:val="right"/>
+              <w:jc w:val="center"/>
             </w:pPr>
             <w:r>
               <w:rPr>
@@ -9184,7 +9725,7 @@
           <w:p>
             <w:pPr>
               <w:pStyle w:val="Compact"/>
-              <w:jc w:val="left"/>
+              <w:jc w:val="center"/>
             </w:pPr>
             <w:r>
               <w:rPr>
@@ -9201,7 +9742,7 @@
           <w:p>
             <w:pPr>
               <w:pStyle w:val="Compact"/>
-              <w:jc w:val="left"/>
+              <w:jc w:val="center"/>
             </w:pPr>
             <w:r>
               <w:rPr>
@@ -9216,7 +9757,7 @@
           <w:p>
             <w:pPr>
               <w:pStyle w:val="Compact"/>
-              <w:jc w:val="right"/>
+              <w:jc w:val="center"/>
             </w:pPr>
             <w:r>
               <w:rPr>
@@ -9231,7 +9772,7 @@
           <w:p>
             <w:pPr>
               <w:pStyle w:val="Compact"/>
-              <w:jc w:val="left"/>
+              <w:jc w:val="center"/>
             </w:pPr>
             <w:r>
               <w:rPr>
@@ -9309,9 +9850,9 @@
         </w:pict>
       </w:r>
     </w:p>
-    <w:bookmarkEnd w:id="37"/>
-    <w:bookmarkEnd w:id="38"/>
-    <w:bookmarkStart w:id="42" w:name="六uv-vis-光谱补充"/>
+    <w:bookmarkEnd w:id="43"/>
+    <w:bookmarkEnd w:id="44"/>
+    <w:bookmarkStart w:id="48" w:name="六uv-vis-光谱补充"/>
     <w:p>
       <w:pPr>
         <w:pStyle w:val="Heading2"/>
@@ -9332,7 +9873,7 @@
         <w:t xml:space="preserve">光谱（补充）</w:t>
       </w:r>
     </w:p>
-    <w:bookmarkStart w:id="39" w:name="核心信息-1"/>
+    <w:bookmarkStart w:id="45" w:name="核心信息-1"/>
     <w:p>
       <w:pPr>
         <w:pStyle w:val="Heading3"/>
@@ -9430,8 +9971,8 @@
         <w:t xml:space="preserve">的任务）</w:t>
       </w:r>
     </w:p>
-    <w:bookmarkEnd w:id="39"/>
-    <w:bookmarkStart w:id="40" w:name="关键概念"/>
+    <w:bookmarkEnd w:id="45"/>
+    <w:bookmarkStart w:id="46" w:name="关键概念"/>
     <w:p>
       <w:pPr>
         <w:pStyle w:val="Heading3"/>
@@ -9466,7 +10007,7 @@
           <w:p>
             <w:pPr>
               <w:pStyle w:val="Compact"/>
-              <w:jc w:val="left"/>
+              <w:jc w:val="center"/>
             </w:pPr>
             <w:r>
               <w:rPr>
@@ -9482,7 +10023,7 @@
           <w:p>
             <w:pPr>
               <w:pStyle w:val="Compact"/>
-              <w:jc w:val="left"/>
+              <w:jc w:val="center"/>
             </w:pPr>
             <w:r>
               <w:rPr>
@@ -9500,7 +10041,7 @@
           <w:p>
             <w:pPr>
               <w:pStyle w:val="Compact"/>
-              <w:jc w:val="left"/>
+              <w:jc w:val="center"/>
             </w:pPr>
             <w:r>
               <w:rPr>
@@ -9523,7 +10064,7 @@
           <w:p>
             <w:pPr>
               <w:pStyle w:val="Compact"/>
-              <w:jc w:val="left"/>
+              <w:jc w:val="center"/>
             </w:pPr>
             <w:r>
               <w:rPr>
@@ -9564,7 +10105,7 @@
           <w:p>
             <w:pPr>
               <w:pStyle w:val="Compact"/>
-              <w:jc w:val="left"/>
+              <w:jc w:val="center"/>
             </w:pPr>
             <w:r>
               <w:rPr>
@@ -9587,7 +10128,7 @@
           <w:p>
             <w:pPr>
               <w:pStyle w:val="Compact"/>
-              <w:jc w:val="left"/>
+              <w:jc w:val="center"/>
             </w:pPr>
             <w:r>
               <w:rPr>
@@ -9628,7 +10169,7 @@
           <w:p>
             <w:pPr>
               <w:pStyle w:val="Compact"/>
-              <w:jc w:val="left"/>
+              <w:jc w:val="center"/>
             </w:pPr>
             <w:r>
               <w:rPr>
@@ -9651,7 +10192,7 @@
           <w:p>
             <w:pPr>
               <w:pStyle w:val="Compact"/>
-              <w:jc w:val="left"/>
+              <w:jc w:val="center"/>
             </w:pPr>
             <w:r>
               <w:rPr>
@@ -9686,7 +10227,7 @@
           <w:p>
             <w:pPr>
               <w:pStyle w:val="Compact"/>
-              <w:jc w:val="left"/>
+              <w:jc w:val="center"/>
             </w:pPr>
             <w:r>
               <w:rPr>
@@ -9709,7 +10250,7 @@
           <w:p>
             <w:pPr>
               <w:pStyle w:val="Compact"/>
-              <w:jc w:val="left"/>
+              <w:jc w:val="center"/>
             </w:pPr>
             <w:r>
               <w:rPr>
@@ -9739,8 +10280,8 @@
         </w:tc>
       </w:tr>
     </w:tbl>
-    <w:bookmarkEnd w:id="40"/>
-    <w:bookmarkStart w:id="41" w:name="竞赛用法"/>
+    <w:bookmarkEnd w:id="46"/>
+    <w:bookmarkStart w:id="47" w:name="竞赛用法"/>
     <w:p>
       <w:pPr>
         <w:pStyle w:val="Heading3"/>
@@ -9868,9 +10409,9 @@
         </w:pict>
       </w:r>
     </w:p>
-    <w:bookmarkEnd w:id="41"/>
-    <w:bookmarkEnd w:id="42"/>
-    <w:bookmarkStart w:id="46" w:name="七联合解析实战"/>
+    <w:bookmarkEnd w:id="47"/>
+    <w:bookmarkEnd w:id="48"/>
+    <w:bookmarkStart w:id="52" w:name="七联合解析实战"/>
     <w:p>
       <w:pPr>
         <w:pStyle w:val="Heading2"/>
@@ -9882,7 +10423,7 @@
         <w:t xml:space="preserve">七、联合解析实战</w:t>
       </w:r>
     </w:p>
-    <w:bookmarkStart w:id="43" w:name="标准解题流程"/>
+    <w:bookmarkStart w:id="49" w:name="标准解题流程"/>
     <w:p>
       <w:pPr>
         <w:pStyle w:val="Heading3"/>
@@ -10202,8 +10743,8 @@
         <w:t xml:space="preserve">回代所有谱图验证</w:t>
       </w:r>
     </w:p>
-    <w:bookmarkEnd w:id="43"/>
-    <w:bookmarkStart w:id="44" w:name="实战案例"/>
+    <w:bookmarkEnd w:id="49"/>
+    <w:bookmarkStart w:id="50" w:name="实战案例"/>
     <w:p>
       <w:pPr>
         <w:pStyle w:val="Heading3"/>
@@ -10513,8 +11054,8 @@
         <w:t xml:space="preserve">CH₃CH₂COOCH₂CH₃</w:t>
       </w:r>
     </w:p>
-    <w:bookmarkEnd w:id="44"/>
-    <w:bookmarkStart w:id="45" w:name="结构推断的交集法"/>
+    <w:bookmarkEnd w:id="50"/>
+    <w:bookmarkStart w:id="51" w:name="结构推断的交集法"/>
     <w:p>
       <w:pPr>
         <w:pStyle w:val="Heading3"/>
@@ -10649,9 +11190,9 @@
         </w:pict>
       </w:r>
     </w:p>
-    <w:bookmarkEnd w:id="45"/>
-    <w:bookmarkEnd w:id="46"/>
-    <w:bookmarkStart w:id="49" w:name="八竞赛应用与常见考法"/>
+    <w:bookmarkEnd w:id="51"/>
+    <w:bookmarkEnd w:id="52"/>
+    <w:bookmarkStart w:id="55" w:name="八竞赛应用与常见考法"/>
     <w:p>
       <w:pPr>
         <w:pStyle w:val="Heading2"/>
@@ -10663,7 +11204,7 @@
         <w:t xml:space="preserve">八、竞赛应用与常见考法</w:t>
       </w:r>
     </w:p>
-    <w:bookmarkStart w:id="47" w:name="竞赛中波谱分析的四种考法"/>
+    <w:bookmarkStart w:id="53" w:name="竞赛中波谱分析的四种考法"/>
     <w:p>
       <w:pPr>
         <w:pStyle w:val="Heading3"/>
@@ -10699,7 +11240,7 @@
           <w:p>
             <w:pPr>
               <w:pStyle w:val="Compact"/>
-              <w:jc w:val="left"/>
+              <w:jc w:val="center"/>
             </w:pPr>
             <w:r>
               <w:rPr>
@@ -10715,7 +11256,7 @@
           <w:p>
             <w:pPr>
               <w:pStyle w:val="Compact"/>
-              <w:jc w:val="left"/>
+              <w:jc w:val="center"/>
             </w:pPr>
             <w:r>
               <w:rPr>
@@ -10731,7 +11272,7 @@
           <w:p>
             <w:pPr>
               <w:pStyle w:val="Compact"/>
-              <w:jc w:val="right"/>
+              <w:jc w:val="center"/>
             </w:pPr>
             <w:r>
               <w:rPr>
@@ -10749,7 +11290,7 @@
           <w:p>
             <w:pPr>
               <w:pStyle w:val="Compact"/>
-              <w:jc w:val="left"/>
+              <w:jc w:val="center"/>
             </w:pPr>
             <w:r>
               <w:rPr>
@@ -10766,7 +11307,7 @@
           <w:p>
             <w:pPr>
               <w:pStyle w:val="Compact"/>
-              <w:jc w:val="left"/>
+              <w:jc w:val="center"/>
             </w:pPr>
             <w:r>
               <w:rPr>
@@ -10817,7 +11358,7 @@
           <w:p>
             <w:pPr>
               <w:pStyle w:val="Compact"/>
-              <w:jc w:val="right"/>
+              <w:jc w:val="center"/>
             </w:pPr>
             <w:r>
               <w:rPr>
@@ -10858,7 +11399,7 @@
           <w:p>
             <w:pPr>
               <w:pStyle w:val="Compact"/>
-              <w:jc w:val="left"/>
+              <w:jc w:val="center"/>
             </w:pPr>
             <w:r>
               <w:rPr>
@@ -10875,7 +11416,7 @@
           <w:p>
             <w:pPr>
               <w:pStyle w:val="Compact"/>
-              <w:jc w:val="left"/>
+              <w:jc w:val="center"/>
             </w:pPr>
             <w:r>
               <w:rPr>
@@ -10926,7 +11467,7 @@
           <w:p>
             <w:pPr>
               <w:pStyle w:val="Compact"/>
-              <w:jc w:val="right"/>
+              <w:jc w:val="center"/>
             </w:pPr>
             <w:r>
               <w:rPr>
@@ -10955,7 +11496,7 @@
           <w:p>
             <w:pPr>
               <w:pStyle w:val="Compact"/>
-              <w:jc w:val="left"/>
+              <w:jc w:val="center"/>
             </w:pPr>
             <w:r>
               <w:rPr>
@@ -10972,7 +11513,7 @@
           <w:p>
             <w:pPr>
               <w:pStyle w:val="Compact"/>
-              <w:jc w:val="left"/>
+              <w:jc w:val="center"/>
             </w:pPr>
             <w:r>
               <w:rPr>
@@ -11011,7 +11552,7 @@
           <w:p>
             <w:pPr>
               <w:pStyle w:val="Compact"/>
-              <w:jc w:val="right"/>
+              <w:jc w:val="center"/>
             </w:pPr>
             <w:r>
               <w:rPr>
@@ -11028,7 +11569,7 @@
           <w:p>
             <w:pPr>
               <w:pStyle w:val="Compact"/>
-              <w:jc w:val="left"/>
+              <w:jc w:val="center"/>
             </w:pPr>
             <w:r>
               <w:rPr>
@@ -11045,7 +11586,7 @@
           <w:p>
             <w:pPr>
               <w:pStyle w:val="Compact"/>
-              <w:jc w:val="left"/>
+              <w:jc w:val="center"/>
             </w:pPr>
             <w:r>
               <w:rPr>
@@ -11072,7 +11613,7 @@
           <w:p>
             <w:pPr>
               <w:pStyle w:val="Compact"/>
-              <w:jc w:val="right"/>
+              <w:jc w:val="center"/>
             </w:pPr>
             <w:r>
               <w:rPr>
@@ -11084,8 +11625,8 @@
         </w:tc>
       </w:tr>
     </w:tbl>
-    <w:bookmarkEnd w:id="47"/>
-    <w:bookmarkStart w:id="48" w:name="竞赛高频陷阱"/>
+    <w:bookmarkEnd w:id="53"/>
+    <w:bookmarkStart w:id="54" w:name="竞赛高频陷阱"/>
     <w:p>
       <w:pPr>
         <w:pStyle w:val="Heading3"/>
@@ -11308,9 +11849,9 @@
         </w:pict>
       </w:r>
     </w:p>
-    <w:bookmarkEnd w:id="48"/>
-    <w:bookmarkEnd w:id="49"/>
-    <w:bookmarkStart w:id="50" w:name="九踩坑回流"/>
+    <w:bookmarkEnd w:id="54"/>
+    <w:bookmarkEnd w:id="55"/>
+    <w:bookmarkStart w:id="56" w:name="九踩坑回流"/>
     <w:p>
       <w:pPr>
         <w:pStyle w:val="Heading2"/>
@@ -11342,7 +11883,7 @@
           <w:p>
             <w:pPr>
               <w:pStyle w:val="Compact"/>
-              <w:jc w:val="left"/>
+              <w:jc w:val="center"/>
             </w:pPr>
             <w:r>
               <w:rPr>
@@ -11358,6 +11899,7 @@
           <w:p>
             <w:pPr>
               <w:pStyle w:val="Compact"/>
+              <w:jc w:val="center"/>
             </w:pPr>
             <w:r>
               <w:rPr>
@@ -11375,7 +11917,7 @@
           <w:p>
             <w:pPr>
               <w:pStyle w:val="Compact"/>
-              <w:jc w:val="left"/>
+              <w:jc w:val="center"/>
             </w:pPr>
             <w:r>
               <w:rPr>
@@ -11396,6 +11938,7 @@
           <w:p>
             <w:pPr>
               <w:pStyle w:val="Compact"/>
+              <w:jc w:val="center"/>
             </w:pPr>
             <w:r>
               <w:rPr>
@@ -11438,7 +11981,7 @@
           <w:p>
             <w:pPr>
               <w:pStyle w:val="Compact"/>
-              <w:jc w:val="left"/>
+              <w:jc w:val="center"/>
             </w:pPr>
             <w:r>
               <w:rPr>
@@ -11459,6 +12002,7 @@
           <w:p>
             <w:pPr>
               <w:pStyle w:val="Compact"/>
+              <w:jc w:val="center"/>
             </w:pPr>
             <w:r>
               <w:rPr>
@@ -11519,7 +12063,7 @@
           <w:p>
             <w:pPr>
               <w:pStyle w:val="Compact"/>
-              <w:jc w:val="left"/>
+              <w:jc w:val="center"/>
             </w:pPr>
             <w:r>
               <w:rPr>
@@ -11540,6 +12084,7 @@
           <w:p>
             <w:pPr>
               <w:pStyle w:val="Compact"/>
+              <w:jc w:val="center"/>
             </w:pPr>
             <w:r>
               <w:rPr>
@@ -11586,7 +12131,7 @@
           <w:p>
             <w:pPr>
               <w:pStyle w:val="Compact"/>
-              <w:jc w:val="left"/>
+              <w:jc w:val="center"/>
             </w:pPr>
             <w:r>
               <w:rPr>
@@ -11625,6 +12170,7 @@
           <w:p>
             <w:pPr>
               <w:pStyle w:val="Compact"/>
+              <w:jc w:val="center"/>
             </w:pPr>
             <w:r>
               <w:rPr>
@@ -11673,7 +12219,7 @@
           <w:p>
             <w:pPr>
               <w:pStyle w:val="Compact"/>
-              <w:jc w:val="left"/>
+              <w:jc w:val="center"/>
             </w:pPr>
             <w:r>
               <w:rPr>
@@ -11688,6 +12234,7 @@
           <w:p>
             <w:pPr>
               <w:pStyle w:val="Compact"/>
+              <w:jc w:val="center"/>
             </w:pPr>
             <w:r>
               <w:rPr>
@@ -11776,7 +12323,7 @@
           <w:p>
             <w:pPr>
               <w:pStyle w:val="Compact"/>
-              <w:jc w:val="left"/>
+              <w:jc w:val="center"/>
             </w:pPr>
             <w:r>
               <w:rPr>
@@ -11791,6 +12338,7 @@
           <w:p>
             <w:pPr>
               <w:pStyle w:val="Compact"/>
+              <w:jc w:val="center"/>
             </w:pPr>
             <w:r>
               <w:rPr>
@@ -11837,8 +12385,8 @@
         </w:pict>
       </w:r>
     </w:p>
-    <w:bookmarkEnd w:id="50"/>
-    <w:bookmarkStart w:id="55" w:name="十关键数据速查"/>
+    <w:bookmarkEnd w:id="56"/>
+    <w:bookmarkStart w:id="61" w:name="十关键数据速查"/>
     <w:p>
       <w:pPr>
         <w:pStyle w:val="Heading2"/>
@@ -11850,7 +12398,7 @@
         <w:t xml:space="preserve">十、关键数据速查</w:t>
       </w:r>
     </w:p>
-    <w:bookmarkStart w:id="51" w:name="常见官能团的-ir-特征吸收"/>
+    <w:bookmarkStart w:id="57" w:name="常见官能团的-ir-特征吸收"/>
     <w:p>
       <w:pPr>
         <w:pStyle w:val="Heading3"/>
@@ -12152,8 +12700,8 @@
         <w:t xml:space="preserve">(双峰)</w:t>
       </w:r>
     </w:p>
-    <w:bookmarkEnd w:id="51"/>
-    <w:bookmarkStart w:id="52" w:name="h-nmr-化学位移速查"/>
+    <w:bookmarkEnd w:id="57"/>
+    <w:bookmarkStart w:id="58" w:name="h-nmr-化学位移速查"/>
     <w:p>
       <w:pPr>
         <w:pStyle w:val="Heading3"/>
@@ -12311,8 +12859,8 @@
         <w:t xml:space="preserve">交换消失)</w:t>
       </w:r>
     </w:p>
-    <w:bookmarkEnd w:id="52"/>
-    <w:bookmarkStart w:id="53" w:name="c-nmr-化学位移区域"/>
+    <w:bookmarkEnd w:id="58"/>
+    <w:bookmarkStart w:id="59" w:name="c-nmr-化学位移区域"/>
     <w:p>
       <w:pPr>
         <w:pStyle w:val="Heading3"/>
@@ -12428,8 +12976,8 @@
         <w:t xml:space="preserve"> C=O     165-185</w:t>
       </w:r>
     </w:p>
-    <w:bookmarkEnd w:id="53"/>
-    <w:bookmarkStart w:id="54" w:name="ms-关键数据"/>
+    <w:bookmarkEnd w:id="59"/>
+    <w:bookmarkStart w:id="60" w:name="ms-关键数据"/>
     <w:p>
       <w:pPr>
         <w:pStyle w:val="Heading3"/>
@@ -12463,7 +13011,7 @@
           <w:p>
             <w:pPr>
               <w:pStyle w:val="Compact"/>
-              <w:jc w:val="left"/>
+              <w:jc w:val="center"/>
             </w:pPr>
             <w:r>
               <w:rPr>
@@ -12479,7 +13027,7 @@
           <w:p>
             <w:pPr>
               <w:pStyle w:val="Compact"/>
-              <w:jc w:val="right"/>
+              <w:jc w:val="center"/>
             </w:pPr>
             <w:r>
               <w:rPr>
@@ -12497,7 +13045,7 @@
           <w:p>
             <w:pPr>
               <w:pStyle w:val="Compact"/>
-              <w:jc w:val="left"/>
+              <w:jc w:val="center"/>
             </w:pPr>
             <w:r>
               <w:rPr>
@@ -12518,7 +13066,7 @@
           <w:p>
             <w:pPr>
               <w:pStyle w:val="Compact"/>
-              <w:jc w:val="right"/>
+              <w:jc w:val="center"/>
             </w:pPr>
             <w:r>
               <w:rPr>
@@ -12535,7 +13083,7 @@
           <w:p>
             <w:pPr>
               <w:pStyle w:val="Compact"/>
-              <w:jc w:val="left"/>
+              <w:jc w:val="center"/>
             </w:pPr>
             <w:r>
               <w:rPr>
@@ -12556,7 +13104,7 @@
           <w:p>
             <w:pPr>
               <w:pStyle w:val="Compact"/>
-              <w:jc w:val="right"/>
+              <w:jc w:val="center"/>
             </w:pPr>
             <w:r>
               <w:rPr>
@@ -12573,7 +13121,7 @@
           <w:p>
             <w:pPr>
               <w:pStyle w:val="Compact"/>
-              <w:jc w:val="left"/>
+              <w:jc w:val="center"/>
             </w:pPr>
             <w:r>
               <w:rPr>
@@ -12594,7 +13142,7 @@
           <w:p>
             <w:pPr>
               <w:pStyle w:val="Compact"/>
-              <w:jc w:val="right"/>
+              <w:jc w:val="center"/>
             </w:pPr>
             <w:r>
               <w:rPr>
@@ -12611,7 +13159,7 @@
           <w:p>
             <w:pPr>
               <w:pStyle w:val="Compact"/>
-              <w:jc w:val="left"/>
+              <w:jc w:val="center"/>
             </w:pPr>
             <w:r>
               <w:rPr>
@@ -12632,7 +13180,7 @@
           <w:p>
             <w:pPr>
               <w:pStyle w:val="Compact"/>
-              <w:jc w:val="right"/>
+              <w:jc w:val="center"/>
             </w:pPr>
             <w:r>
               <w:rPr>
@@ -12661,7 +13209,7 @@
           <w:p>
             <w:pPr>
               <w:pStyle w:val="Compact"/>
-              <w:jc w:val="left"/>
+              <w:jc w:val="center"/>
             </w:pPr>
             <w:r>
               <w:rPr>
@@ -12676,7 +13224,7 @@
           <w:p>
             <w:pPr>
               <w:pStyle w:val="Compact"/>
-              <w:jc w:val="right"/>
+              <w:jc w:val="center"/>
             </w:pPr>
             <w:r>
               <w:rPr>
@@ -12744,9 +13292,9 @@
         <w:t xml:space="preserve">第三轮波谱内容综合生成。</w:t>
       </w:r>
     </w:p>
-    <w:bookmarkEnd w:id="54"/>
-    <w:bookmarkEnd w:id="55"/>
-    <w:bookmarkEnd w:id="56"/>
+    <w:bookmarkEnd w:id="60"/>
+    <w:bookmarkEnd w:id="61"/>
+    <w:bookmarkEnd w:id="62"/>
     <w:sectPr>
       <w:footerReference w:type="default" r:id="rId9"/>
       <w:footnotePr>
